--- a/SpecialCourse/Predmetka.docx
+++ b/SpecialCourse/Predmetka.docx
@@ -19,15 +19,115 @@
           <w:sz w:val="28"/>
           <w:szCs w:val="28"/>
         </w:rPr>
-        <w:t xml:space="preserve">Необходимо разработать </w:t>
-      </w:r>
-      <w:r>
-        <w:rPr>
-          <w:rFonts w:ascii="Times New Roman" w:hAnsi="Times New Roman" w:cs="Times New Roman"/>
-          <w:sz w:val="28"/>
-          <w:szCs w:val="28"/>
-        </w:rPr>
-        <w:t>информационную систему для автоматизации и учета работы полиграфии с целью оптимизации работы сотрудников и минимизации затрат времени на оформление заказов печати.</w:t>
+        <w:t xml:space="preserve">Для печати </w:t>
+      </w:r>
+      <w:r>
+        <w:rPr>
+          <w:rFonts w:ascii="Times New Roman" w:hAnsi="Times New Roman" w:cs="Times New Roman"/>
+          <w:sz w:val="28"/>
+          <w:szCs w:val="28"/>
+        </w:rPr>
+        <w:t xml:space="preserve">изображений больше листа </w:t>
+      </w:r>
+      <w:r>
+        <w:rPr>
+          <w:rFonts w:ascii="Times New Roman" w:hAnsi="Times New Roman" w:cs="Times New Roman"/>
+          <w:sz w:val="28"/>
+          <w:szCs w:val="28"/>
+          <w:lang w:val="en-US"/>
+        </w:rPr>
+        <w:t xml:space="preserve">A4 </w:t>
+      </w:r>
+      <w:r>
+        <w:rPr>
+          <w:rFonts w:ascii="Times New Roman" w:hAnsi="Times New Roman" w:cs="Times New Roman"/>
+          <w:sz w:val="28"/>
+          <w:szCs w:val="28"/>
+        </w:rPr>
+        <w:t>необходимо большое печатное оборудование. Типографическая компания «</w:t>
+      </w:r>
+      <w:r>
+        <w:rPr>
+          <w:rFonts w:ascii="Times New Roman" w:hAnsi="Times New Roman" w:cs="Times New Roman"/>
+          <w:sz w:val="28"/>
+          <w:szCs w:val="28"/>
+          <w:lang w:val="en-US"/>
+        </w:rPr>
+        <w:t>CMYK</w:t>
+      </w:r>
+      <w:r>
+        <w:rPr>
+          <w:rFonts w:ascii="Times New Roman" w:hAnsi="Times New Roman" w:cs="Times New Roman"/>
+          <w:sz w:val="28"/>
+          <w:szCs w:val="28"/>
+        </w:rPr>
+        <w:t>»</w:t>
+      </w:r>
+      <w:r>
+        <w:rPr>
+          <w:rFonts w:ascii="Times New Roman" w:hAnsi="Times New Roman" w:cs="Times New Roman"/>
+          <w:sz w:val="28"/>
+          <w:szCs w:val="28"/>
+          <w:lang w:val="en-US"/>
+        </w:rPr>
+        <w:t xml:space="preserve"> </w:t>
+      </w:r>
+      <w:r>
+        <w:rPr>
+          <w:rFonts w:ascii="Times New Roman" w:hAnsi="Times New Roman" w:cs="Times New Roman"/>
+          <w:sz w:val="28"/>
+          <w:szCs w:val="28"/>
+        </w:rPr>
+        <w:t>предоставляет услуги печати клиентских изображений, баннеров, наклеек, и т.д. юридическим и физическим лицам. Для удобства оформления заказов клиентам и облегчения работы сотрудников типографии «</w:t>
+      </w:r>
+      <w:r>
+        <w:rPr>
+          <w:rFonts w:ascii="Times New Roman" w:hAnsi="Times New Roman" w:cs="Times New Roman"/>
+          <w:sz w:val="28"/>
+          <w:szCs w:val="28"/>
+          <w:lang w:val="en-US"/>
+        </w:rPr>
+        <w:t>CMYK</w:t>
+      </w:r>
+      <w:r>
+        <w:rPr>
+          <w:rFonts w:ascii="Times New Roman" w:hAnsi="Times New Roman" w:cs="Times New Roman"/>
+          <w:sz w:val="28"/>
+          <w:szCs w:val="28"/>
+        </w:rPr>
+        <w:t>» нео</w:t>
+      </w:r>
+      <w:r>
+        <w:rPr>
+          <w:rFonts w:ascii="Times New Roman" w:hAnsi="Times New Roman" w:cs="Times New Roman"/>
+          <w:sz w:val="28"/>
+          <w:szCs w:val="28"/>
+        </w:rPr>
+        <w:t xml:space="preserve">бходимо разработать </w:t>
+      </w:r>
+      <w:r>
+        <w:rPr>
+          <w:rFonts w:ascii="Times New Roman" w:hAnsi="Times New Roman" w:cs="Times New Roman"/>
+          <w:sz w:val="28"/>
+          <w:szCs w:val="28"/>
+        </w:rPr>
+        <w:t xml:space="preserve">информационную систему для автоматизации и учета работы </w:t>
+      </w:r>
+      <w:r>
+        <w:rPr>
+          <w:rFonts w:ascii="Times New Roman" w:hAnsi="Times New Roman" w:cs="Times New Roman"/>
+          <w:sz w:val="28"/>
+          <w:szCs w:val="28"/>
+        </w:rPr>
+        <w:t>типо</w:t>
+      </w:r>
+      <w:r>
+        <w:rPr>
+          <w:rFonts w:ascii="Times New Roman" w:hAnsi="Times New Roman" w:cs="Times New Roman"/>
+          <w:sz w:val="28"/>
+          <w:szCs w:val="28"/>
+        </w:rPr>
+        <w:t>графии с целью оптимизации работы сотрудников и минимизации затрат времени на оформление заказов печати.</w:t>
       </w:r>
     </w:p>
     <w:p>
@@ -47,7 +147,23 @@
           <w:sz w:val="28"/>
           <w:szCs w:val="28"/>
         </w:rPr>
-        <w:t>В полиграфии работают сотрудники. Каждый сотрудник характеризуется следующими параметрами:</w:t>
+        <w:t xml:space="preserve">В </w:t>
+      </w:r>
+      <w:r>
+        <w:rPr>
+          <w:rFonts w:ascii="Times New Roman" w:hAnsi="Times New Roman" w:cs="Times New Roman"/>
+          <w:sz w:val="28"/>
+          <w:szCs w:val="28"/>
+        </w:rPr>
+        <w:t>информационной системе есть пользователи - сотрудники</w:t>
+      </w:r>
+      <w:r>
+        <w:rPr>
+          <w:rFonts w:ascii="Times New Roman" w:hAnsi="Times New Roman" w:cs="Times New Roman"/>
+          <w:sz w:val="28"/>
+          <w:szCs w:val="28"/>
+        </w:rPr>
+        <w:t>. Каждый сотрудник характеризуется следующими параметрами:</w:t>
       </w:r>
     </w:p>
     <w:p>
@@ -698,7 +814,24 @@
           <w:sz w:val="28"/>
           <w:szCs w:val="28"/>
         </w:rPr>
-        <w:t>Для работы полиграфии необходима бумага. Каждая бумага характеризуется следующими данными:</w:t>
+        <w:lastRenderedPageBreak/>
+        <w:t xml:space="preserve">Для работы </w:t>
+      </w:r>
+      <w:r>
+        <w:rPr>
+          <w:rFonts w:ascii="Times New Roman" w:hAnsi="Times New Roman" w:cs="Times New Roman"/>
+          <w:sz w:val="28"/>
+          <w:szCs w:val="28"/>
+        </w:rPr>
+        <w:t xml:space="preserve">печатного оборудования типографии </w:t>
+      </w:r>
+      <w:r>
+        <w:rPr>
+          <w:rFonts w:ascii="Times New Roman" w:hAnsi="Times New Roman" w:cs="Times New Roman"/>
+          <w:sz w:val="28"/>
+          <w:szCs w:val="28"/>
+        </w:rPr>
+        <w:t>необходима бумага. Каждая бумага характеризуется следующими данными:</w:t>
       </w:r>
     </w:p>
     <w:p>
@@ -833,481 +966,561 @@
           <w:sz w:val="28"/>
           <w:szCs w:val="28"/>
         </w:rPr>
+        <w:t>Количество;</w:t>
+      </w:r>
+    </w:p>
+    <w:p>
+      <w:pPr>
+        <w:pStyle w:val="a3"/>
+        <w:numPr>
+          <w:ilvl w:val="0"/>
+          <w:numId w:val="1"/>
+        </w:numPr>
+        <w:tabs>
+          <w:tab w:val="left" w:pos="851"/>
+        </w:tabs>
+        <w:spacing w:after="0" w:line="360" w:lineRule="auto"/>
+        <w:ind w:left="0" w:firstLine="567"/>
+        <w:rPr>
+          <w:rFonts w:ascii="Times New Roman" w:hAnsi="Times New Roman" w:cs="Times New Roman"/>
+          <w:sz w:val="28"/>
+          <w:szCs w:val="28"/>
+        </w:rPr>
+      </w:pPr>
+      <w:r>
+        <w:rPr>
+          <w:rFonts w:ascii="Times New Roman" w:hAnsi="Times New Roman" w:cs="Times New Roman"/>
+          <w:sz w:val="28"/>
+          <w:szCs w:val="28"/>
+        </w:rPr>
+        <w:t>Количество листов в стопке;</w:t>
+      </w:r>
+    </w:p>
+    <w:p>
+      <w:pPr>
+        <w:pStyle w:val="a3"/>
+        <w:numPr>
+          <w:ilvl w:val="0"/>
+          <w:numId w:val="1"/>
+        </w:numPr>
+        <w:tabs>
+          <w:tab w:val="left" w:pos="851"/>
+        </w:tabs>
+        <w:spacing w:after="0" w:line="360" w:lineRule="auto"/>
+        <w:ind w:left="0" w:firstLine="567"/>
+        <w:rPr>
+          <w:rFonts w:ascii="Times New Roman" w:hAnsi="Times New Roman" w:cs="Times New Roman"/>
+          <w:sz w:val="28"/>
+          <w:szCs w:val="28"/>
+        </w:rPr>
+      </w:pPr>
+      <w:r>
+        <w:rPr>
+          <w:rFonts w:ascii="Times New Roman" w:hAnsi="Times New Roman" w:cs="Times New Roman"/>
+          <w:sz w:val="28"/>
+          <w:szCs w:val="28"/>
+        </w:rPr>
+        <w:t>Толщина бумаги;</w:t>
+      </w:r>
+    </w:p>
+    <w:p>
+      <w:pPr>
+        <w:pStyle w:val="a3"/>
+        <w:tabs>
+          <w:tab w:val="left" w:pos="851"/>
+        </w:tabs>
+        <w:spacing w:after="0" w:line="360" w:lineRule="auto"/>
+        <w:ind w:left="0" w:firstLine="567"/>
+        <w:rPr>
+          <w:rFonts w:ascii="Times New Roman" w:hAnsi="Times New Roman" w:cs="Times New Roman"/>
+          <w:sz w:val="28"/>
+          <w:szCs w:val="28"/>
+        </w:rPr>
+      </w:pPr>
+      <w:r>
+        <w:rPr>
+          <w:rFonts w:ascii="Times New Roman" w:hAnsi="Times New Roman" w:cs="Times New Roman"/>
+          <w:sz w:val="28"/>
+          <w:szCs w:val="28"/>
+        </w:rPr>
+        <w:t>Также для работы</w:t>
+      </w:r>
+      <w:r>
+        <w:rPr>
+          <w:rFonts w:ascii="Times New Roman" w:hAnsi="Times New Roman" w:cs="Times New Roman"/>
+          <w:sz w:val="28"/>
+          <w:szCs w:val="28"/>
+        </w:rPr>
+        <w:t xml:space="preserve"> печатного оборудования типографии</w:t>
+      </w:r>
+      <w:r>
+        <w:rPr>
+          <w:rFonts w:ascii="Times New Roman" w:hAnsi="Times New Roman" w:cs="Times New Roman"/>
+          <w:sz w:val="28"/>
+          <w:szCs w:val="28"/>
+        </w:rPr>
+        <w:t xml:space="preserve"> необходима краска. Каждая краска определяется следующими данными:</w:t>
+      </w:r>
+    </w:p>
+    <w:p>
+      <w:pPr>
+        <w:pStyle w:val="a3"/>
+        <w:numPr>
+          <w:ilvl w:val="0"/>
+          <w:numId w:val="1"/>
+        </w:numPr>
+        <w:tabs>
+          <w:tab w:val="left" w:pos="851"/>
+        </w:tabs>
+        <w:spacing w:after="0" w:line="360" w:lineRule="auto"/>
+        <w:ind w:left="0" w:firstLine="567"/>
+        <w:rPr>
+          <w:rFonts w:ascii="Times New Roman" w:hAnsi="Times New Roman" w:cs="Times New Roman"/>
+          <w:sz w:val="28"/>
+          <w:szCs w:val="28"/>
+        </w:rPr>
+      </w:pPr>
+      <w:r>
+        <w:rPr>
+          <w:rFonts w:ascii="Times New Roman" w:hAnsi="Times New Roman" w:cs="Times New Roman"/>
+          <w:sz w:val="28"/>
+          <w:szCs w:val="28"/>
+        </w:rPr>
+        <w:t>Номер краски;</w:t>
+      </w:r>
+    </w:p>
+    <w:p>
+      <w:pPr>
+        <w:pStyle w:val="a3"/>
+        <w:numPr>
+          <w:ilvl w:val="0"/>
+          <w:numId w:val="1"/>
+        </w:numPr>
+        <w:tabs>
+          <w:tab w:val="left" w:pos="851"/>
+        </w:tabs>
+        <w:spacing w:after="0" w:line="360" w:lineRule="auto"/>
+        <w:ind w:left="0" w:firstLine="567"/>
+        <w:rPr>
+          <w:rFonts w:ascii="Times New Roman" w:hAnsi="Times New Roman" w:cs="Times New Roman"/>
+          <w:sz w:val="28"/>
+          <w:szCs w:val="28"/>
+        </w:rPr>
+      </w:pPr>
+      <w:r>
+        <w:rPr>
+          <w:rFonts w:ascii="Times New Roman" w:hAnsi="Times New Roman" w:cs="Times New Roman"/>
+          <w:sz w:val="28"/>
+          <w:szCs w:val="28"/>
+        </w:rPr>
+        <w:t>Цвет краски;</w:t>
+      </w:r>
+    </w:p>
+    <w:p>
+      <w:pPr>
+        <w:pStyle w:val="a3"/>
+        <w:numPr>
+          <w:ilvl w:val="0"/>
+          <w:numId w:val="1"/>
+        </w:numPr>
+        <w:tabs>
+          <w:tab w:val="left" w:pos="851"/>
+        </w:tabs>
+        <w:spacing w:after="0" w:line="360" w:lineRule="auto"/>
+        <w:ind w:left="0" w:firstLine="567"/>
+        <w:rPr>
+          <w:rFonts w:ascii="Times New Roman" w:hAnsi="Times New Roman" w:cs="Times New Roman"/>
+          <w:sz w:val="28"/>
+          <w:szCs w:val="28"/>
+        </w:rPr>
+      </w:pPr>
+      <w:r>
+        <w:rPr>
+          <w:rFonts w:ascii="Times New Roman" w:hAnsi="Times New Roman" w:cs="Times New Roman"/>
+          <w:sz w:val="28"/>
+          <w:szCs w:val="28"/>
+        </w:rPr>
+        <w:t>Тип краски;</w:t>
+      </w:r>
+    </w:p>
+    <w:p>
+      <w:pPr>
+        <w:pStyle w:val="a3"/>
+        <w:numPr>
+          <w:ilvl w:val="0"/>
+          <w:numId w:val="1"/>
+        </w:numPr>
+        <w:tabs>
+          <w:tab w:val="left" w:pos="851"/>
+        </w:tabs>
+        <w:spacing w:after="0" w:line="360" w:lineRule="auto"/>
+        <w:ind w:left="0" w:firstLine="567"/>
+        <w:rPr>
+          <w:rFonts w:ascii="Times New Roman" w:hAnsi="Times New Roman" w:cs="Times New Roman"/>
+          <w:sz w:val="28"/>
+          <w:szCs w:val="28"/>
+        </w:rPr>
+      </w:pPr>
+      <w:r>
+        <w:rPr>
+          <w:rFonts w:ascii="Times New Roman" w:hAnsi="Times New Roman" w:cs="Times New Roman"/>
+          <w:sz w:val="28"/>
+          <w:szCs w:val="28"/>
+        </w:rPr>
+        <w:t>Материал краски;</w:t>
+      </w:r>
+    </w:p>
+    <w:p>
+      <w:pPr>
+        <w:pStyle w:val="a3"/>
+        <w:numPr>
+          <w:ilvl w:val="0"/>
+          <w:numId w:val="1"/>
+        </w:numPr>
+        <w:tabs>
+          <w:tab w:val="left" w:pos="851"/>
+        </w:tabs>
+        <w:spacing w:after="0" w:line="360" w:lineRule="auto"/>
+        <w:ind w:left="0" w:firstLine="567"/>
+        <w:rPr>
+          <w:rFonts w:ascii="Times New Roman" w:hAnsi="Times New Roman" w:cs="Times New Roman"/>
+          <w:sz w:val="28"/>
+          <w:szCs w:val="28"/>
+        </w:rPr>
+      </w:pPr>
+      <w:r>
+        <w:rPr>
+          <w:rFonts w:ascii="Times New Roman" w:hAnsi="Times New Roman" w:cs="Times New Roman"/>
+          <w:sz w:val="28"/>
+          <w:szCs w:val="28"/>
+        </w:rPr>
+        <w:t>Количество;</w:t>
+      </w:r>
+    </w:p>
+    <w:p>
+      <w:pPr>
+        <w:pStyle w:val="a3"/>
+        <w:numPr>
+          <w:ilvl w:val="0"/>
+          <w:numId w:val="1"/>
+        </w:numPr>
+        <w:tabs>
+          <w:tab w:val="left" w:pos="851"/>
+        </w:tabs>
+        <w:spacing w:after="0" w:line="360" w:lineRule="auto"/>
+        <w:ind w:left="0" w:firstLine="567"/>
+        <w:rPr>
+          <w:rFonts w:ascii="Times New Roman" w:hAnsi="Times New Roman" w:cs="Times New Roman"/>
+          <w:sz w:val="28"/>
+          <w:szCs w:val="28"/>
+        </w:rPr>
+      </w:pPr>
+      <w:r>
+        <w:rPr>
+          <w:rFonts w:ascii="Times New Roman" w:hAnsi="Times New Roman" w:cs="Times New Roman"/>
+          <w:sz w:val="28"/>
+          <w:szCs w:val="28"/>
+        </w:rPr>
+        <w:t>Объем краски</w:t>
+      </w:r>
+      <w:r>
+        <w:rPr>
+          <w:rFonts w:ascii="Times New Roman" w:hAnsi="Times New Roman" w:cs="Times New Roman"/>
+          <w:sz w:val="28"/>
+          <w:szCs w:val="28"/>
+        </w:rPr>
+        <w:t>.</w:t>
+      </w:r>
+    </w:p>
+    <w:p>
+      <w:pPr>
+        <w:pStyle w:val="a3"/>
+        <w:tabs>
+          <w:tab w:val="left" w:pos="851"/>
+        </w:tabs>
+        <w:spacing w:after="0" w:line="360" w:lineRule="auto"/>
+        <w:ind w:left="0" w:firstLine="567"/>
+        <w:rPr>
+          <w:rFonts w:ascii="Times New Roman" w:hAnsi="Times New Roman" w:cs="Times New Roman"/>
+          <w:sz w:val="28"/>
+          <w:szCs w:val="28"/>
+        </w:rPr>
+      </w:pPr>
+      <w:r>
+        <w:rPr>
+          <w:rFonts w:ascii="Times New Roman" w:hAnsi="Times New Roman" w:cs="Times New Roman"/>
+          <w:sz w:val="28"/>
+          <w:szCs w:val="28"/>
+        </w:rPr>
+        <w:t xml:space="preserve">В </w:t>
+      </w:r>
+      <w:r>
+        <w:rPr>
+          <w:rFonts w:ascii="Times New Roman" w:hAnsi="Times New Roman" w:cs="Times New Roman"/>
+          <w:sz w:val="28"/>
+          <w:szCs w:val="28"/>
+        </w:rPr>
+        <w:t>типо</w:t>
+      </w:r>
+      <w:r>
+        <w:rPr>
+          <w:rFonts w:ascii="Times New Roman" w:hAnsi="Times New Roman" w:cs="Times New Roman"/>
+          <w:sz w:val="28"/>
+          <w:szCs w:val="28"/>
+        </w:rPr>
+        <w:t>графию приходят клиенты – физические лица.</w:t>
+      </w:r>
+      <w:r>
+        <w:rPr>
+          <w:rFonts w:ascii="Times New Roman" w:hAnsi="Times New Roman" w:cs="Times New Roman"/>
+          <w:sz w:val="28"/>
+          <w:szCs w:val="28"/>
+        </w:rPr>
+        <w:t xml:space="preserve"> Для возможности оформления заказа они самостоятельно регистрируются в системе.</w:t>
+      </w:r>
+      <w:r>
+        <w:rPr>
+          <w:rFonts w:ascii="Times New Roman" w:hAnsi="Times New Roman" w:cs="Times New Roman"/>
+          <w:sz w:val="28"/>
+          <w:szCs w:val="28"/>
+        </w:rPr>
+        <w:t xml:space="preserve"> Каждый клиент характеризуется следующими данными:</w:t>
+      </w:r>
+    </w:p>
+    <w:p>
+      <w:pPr>
+        <w:pStyle w:val="a3"/>
+        <w:numPr>
+          <w:ilvl w:val="0"/>
+          <w:numId w:val="1"/>
+        </w:numPr>
+        <w:tabs>
+          <w:tab w:val="left" w:pos="851"/>
+        </w:tabs>
+        <w:spacing w:after="0" w:line="360" w:lineRule="auto"/>
+        <w:ind w:left="0" w:firstLine="567"/>
+        <w:rPr>
+          <w:rFonts w:ascii="Times New Roman" w:hAnsi="Times New Roman" w:cs="Times New Roman"/>
+          <w:sz w:val="28"/>
+          <w:szCs w:val="28"/>
+        </w:rPr>
+      </w:pPr>
+      <w:r>
+        <w:rPr>
+          <w:rFonts w:ascii="Times New Roman" w:hAnsi="Times New Roman" w:cs="Times New Roman"/>
+          <w:sz w:val="28"/>
+          <w:szCs w:val="28"/>
+        </w:rPr>
+        <w:t>Номер клиента;</w:t>
+      </w:r>
+    </w:p>
+    <w:p>
+      <w:pPr>
+        <w:pStyle w:val="a3"/>
+        <w:numPr>
+          <w:ilvl w:val="0"/>
+          <w:numId w:val="1"/>
+        </w:numPr>
+        <w:tabs>
+          <w:tab w:val="left" w:pos="851"/>
+        </w:tabs>
+        <w:spacing w:after="0" w:line="360" w:lineRule="auto"/>
+        <w:ind w:left="0" w:firstLine="567"/>
+        <w:rPr>
+          <w:rFonts w:ascii="Times New Roman" w:hAnsi="Times New Roman" w:cs="Times New Roman"/>
+          <w:sz w:val="28"/>
+          <w:szCs w:val="28"/>
+        </w:rPr>
+      </w:pPr>
+      <w:r>
+        <w:rPr>
+          <w:rFonts w:ascii="Times New Roman" w:hAnsi="Times New Roman" w:cs="Times New Roman"/>
+          <w:sz w:val="28"/>
+          <w:szCs w:val="28"/>
+        </w:rPr>
+        <w:t>Фамилия;</w:t>
+      </w:r>
+    </w:p>
+    <w:p>
+      <w:pPr>
+        <w:pStyle w:val="a3"/>
+        <w:numPr>
+          <w:ilvl w:val="0"/>
+          <w:numId w:val="1"/>
+        </w:numPr>
+        <w:tabs>
+          <w:tab w:val="left" w:pos="851"/>
+        </w:tabs>
+        <w:spacing w:after="0" w:line="360" w:lineRule="auto"/>
+        <w:ind w:left="0" w:firstLine="567"/>
+        <w:rPr>
+          <w:rFonts w:ascii="Times New Roman" w:hAnsi="Times New Roman" w:cs="Times New Roman"/>
+          <w:sz w:val="28"/>
+          <w:szCs w:val="28"/>
+        </w:rPr>
+      </w:pPr>
+      <w:r>
+        <w:rPr>
+          <w:rFonts w:ascii="Times New Roman" w:hAnsi="Times New Roman" w:cs="Times New Roman"/>
+          <w:sz w:val="28"/>
+          <w:szCs w:val="28"/>
+        </w:rPr>
+        <w:t>Имя;</w:t>
+      </w:r>
+    </w:p>
+    <w:p>
+      <w:pPr>
+        <w:pStyle w:val="a3"/>
+        <w:numPr>
+          <w:ilvl w:val="0"/>
+          <w:numId w:val="1"/>
+        </w:numPr>
+        <w:tabs>
+          <w:tab w:val="left" w:pos="851"/>
+        </w:tabs>
+        <w:spacing w:after="0" w:line="360" w:lineRule="auto"/>
+        <w:ind w:left="0" w:firstLine="567"/>
+        <w:rPr>
+          <w:rFonts w:ascii="Times New Roman" w:hAnsi="Times New Roman" w:cs="Times New Roman"/>
+          <w:sz w:val="28"/>
+          <w:szCs w:val="28"/>
+        </w:rPr>
+      </w:pPr>
+      <w:r>
+        <w:rPr>
+          <w:rFonts w:ascii="Times New Roman" w:hAnsi="Times New Roman" w:cs="Times New Roman"/>
+          <w:sz w:val="28"/>
+          <w:szCs w:val="28"/>
+        </w:rPr>
+        <w:t>Отчество;</w:t>
+      </w:r>
+    </w:p>
+    <w:p>
+      <w:pPr>
+        <w:pStyle w:val="a3"/>
+        <w:numPr>
+          <w:ilvl w:val="0"/>
+          <w:numId w:val="1"/>
+        </w:numPr>
+        <w:tabs>
+          <w:tab w:val="left" w:pos="851"/>
+        </w:tabs>
+        <w:spacing w:after="0" w:line="360" w:lineRule="auto"/>
+        <w:ind w:left="0" w:firstLine="567"/>
+        <w:rPr>
+          <w:rFonts w:ascii="Times New Roman" w:hAnsi="Times New Roman" w:cs="Times New Roman"/>
+          <w:sz w:val="28"/>
+          <w:szCs w:val="28"/>
+        </w:rPr>
+      </w:pPr>
+      <w:r>
+        <w:rPr>
+          <w:rFonts w:ascii="Times New Roman" w:hAnsi="Times New Roman" w:cs="Times New Roman"/>
+          <w:sz w:val="28"/>
+          <w:szCs w:val="28"/>
+        </w:rPr>
+        <w:t>Телефонный номер</w:t>
+      </w:r>
+      <w:r>
+        <w:rPr>
+          <w:rFonts w:ascii="Times New Roman" w:hAnsi="Times New Roman" w:cs="Times New Roman"/>
+          <w:sz w:val="28"/>
+          <w:szCs w:val="28"/>
+        </w:rPr>
+        <w:t>.</w:t>
+      </w:r>
+    </w:p>
+    <w:p>
+      <w:pPr>
+        <w:pStyle w:val="a3"/>
+        <w:tabs>
+          <w:tab w:val="left" w:pos="851"/>
+        </w:tabs>
+        <w:spacing w:after="0" w:line="360" w:lineRule="auto"/>
+        <w:ind w:left="0" w:firstLine="567"/>
+        <w:rPr>
+          <w:rFonts w:ascii="Times New Roman" w:hAnsi="Times New Roman" w:cs="Times New Roman"/>
+          <w:sz w:val="28"/>
+          <w:szCs w:val="28"/>
+        </w:rPr>
+      </w:pPr>
+      <w:r>
+        <w:rPr>
+          <w:rFonts w:ascii="Times New Roman" w:hAnsi="Times New Roman" w:cs="Times New Roman"/>
+          <w:sz w:val="28"/>
+          <w:szCs w:val="28"/>
+        </w:rPr>
+        <w:t>Также в полиграфию могут обращаться юридические лица - компании.</w:t>
+      </w:r>
+      <w:r>
+        <w:rPr>
+          <w:rFonts w:ascii="Times New Roman" w:hAnsi="Times New Roman" w:cs="Times New Roman"/>
+          <w:sz w:val="28"/>
+          <w:szCs w:val="28"/>
+        </w:rPr>
+        <w:t xml:space="preserve"> Они обращаются к консультанту, и с его помощью регистрируются в системе.</w:t>
+      </w:r>
+      <w:r>
+        <w:rPr>
+          <w:rFonts w:ascii="Times New Roman" w:hAnsi="Times New Roman" w:cs="Times New Roman"/>
+          <w:sz w:val="28"/>
+          <w:szCs w:val="28"/>
+        </w:rPr>
+        <w:t xml:space="preserve"> Каждое юридическое лицо характеризуется следующими данными:</w:t>
+      </w:r>
+    </w:p>
+    <w:p>
+      <w:pPr>
+        <w:pStyle w:val="a3"/>
+        <w:numPr>
+          <w:ilvl w:val="0"/>
+          <w:numId w:val="1"/>
+        </w:numPr>
+        <w:tabs>
+          <w:tab w:val="left" w:pos="851"/>
+        </w:tabs>
+        <w:spacing w:after="0" w:line="360" w:lineRule="auto"/>
+        <w:ind w:left="0" w:firstLine="567"/>
+        <w:rPr>
+          <w:rFonts w:ascii="Times New Roman" w:hAnsi="Times New Roman" w:cs="Times New Roman"/>
+          <w:sz w:val="28"/>
+          <w:szCs w:val="28"/>
+        </w:rPr>
+      </w:pPr>
+      <w:r>
+        <w:rPr>
+          <w:rFonts w:ascii="Times New Roman" w:hAnsi="Times New Roman" w:cs="Times New Roman"/>
+          <w:sz w:val="28"/>
+          <w:szCs w:val="28"/>
+        </w:rPr>
+        <w:t>Номер компании;</w:t>
+      </w:r>
+    </w:p>
+    <w:p>
+      <w:pPr>
+        <w:pStyle w:val="a3"/>
+        <w:numPr>
+          <w:ilvl w:val="0"/>
+          <w:numId w:val="1"/>
+        </w:numPr>
+        <w:tabs>
+          <w:tab w:val="left" w:pos="851"/>
+        </w:tabs>
+        <w:spacing w:after="0" w:line="360" w:lineRule="auto"/>
+        <w:ind w:left="0" w:firstLine="567"/>
+        <w:rPr>
+          <w:rFonts w:ascii="Times New Roman" w:hAnsi="Times New Roman" w:cs="Times New Roman"/>
+          <w:sz w:val="28"/>
+          <w:szCs w:val="28"/>
+        </w:rPr>
+      </w:pPr>
+      <w:r>
+        <w:rPr>
+          <w:rFonts w:ascii="Times New Roman" w:hAnsi="Times New Roman" w:cs="Times New Roman"/>
+          <w:sz w:val="28"/>
+          <w:szCs w:val="28"/>
+        </w:rPr>
         <w:lastRenderedPageBreak/>
-        <w:t>Количество;</w:t>
-      </w:r>
-    </w:p>
-    <w:p>
-      <w:pPr>
-        <w:pStyle w:val="a3"/>
-        <w:numPr>
-          <w:ilvl w:val="0"/>
-          <w:numId w:val="1"/>
-        </w:numPr>
-        <w:tabs>
-          <w:tab w:val="left" w:pos="851"/>
-        </w:tabs>
-        <w:spacing w:after="0" w:line="360" w:lineRule="auto"/>
-        <w:ind w:left="0" w:firstLine="567"/>
-        <w:rPr>
-          <w:rFonts w:ascii="Times New Roman" w:hAnsi="Times New Roman" w:cs="Times New Roman"/>
-          <w:sz w:val="28"/>
-          <w:szCs w:val="28"/>
-        </w:rPr>
-      </w:pPr>
-      <w:r>
-        <w:rPr>
-          <w:rFonts w:ascii="Times New Roman" w:hAnsi="Times New Roman" w:cs="Times New Roman"/>
-          <w:sz w:val="28"/>
-          <w:szCs w:val="28"/>
-        </w:rPr>
-        <w:t>Количество листов в стопке;</w:t>
-      </w:r>
-    </w:p>
-    <w:p>
-      <w:pPr>
-        <w:pStyle w:val="a3"/>
-        <w:numPr>
-          <w:ilvl w:val="0"/>
-          <w:numId w:val="1"/>
-        </w:numPr>
-        <w:tabs>
-          <w:tab w:val="left" w:pos="851"/>
-        </w:tabs>
-        <w:spacing w:after="0" w:line="360" w:lineRule="auto"/>
-        <w:ind w:left="0" w:firstLine="567"/>
-        <w:rPr>
-          <w:rFonts w:ascii="Times New Roman" w:hAnsi="Times New Roman" w:cs="Times New Roman"/>
-          <w:sz w:val="28"/>
-          <w:szCs w:val="28"/>
-        </w:rPr>
-      </w:pPr>
-      <w:r>
-        <w:rPr>
-          <w:rFonts w:ascii="Times New Roman" w:hAnsi="Times New Roman" w:cs="Times New Roman"/>
-          <w:sz w:val="28"/>
-          <w:szCs w:val="28"/>
-        </w:rPr>
-        <w:t>Толщина бумаги;</w:t>
-      </w:r>
-    </w:p>
-    <w:p>
-      <w:pPr>
-        <w:pStyle w:val="a3"/>
-        <w:tabs>
-          <w:tab w:val="left" w:pos="851"/>
-        </w:tabs>
-        <w:spacing w:after="0" w:line="360" w:lineRule="auto"/>
-        <w:ind w:left="0" w:firstLine="567"/>
-        <w:rPr>
-          <w:rFonts w:ascii="Times New Roman" w:hAnsi="Times New Roman" w:cs="Times New Roman"/>
-          <w:sz w:val="28"/>
-          <w:szCs w:val="28"/>
-        </w:rPr>
-      </w:pPr>
-      <w:r>
-        <w:rPr>
-          <w:rFonts w:ascii="Times New Roman" w:hAnsi="Times New Roman" w:cs="Times New Roman"/>
-          <w:sz w:val="28"/>
-          <w:szCs w:val="28"/>
-        </w:rPr>
-        <w:t>Также для работы необходима краска. Каждая краска определяется следующими данными:</w:t>
-      </w:r>
-    </w:p>
-    <w:p>
-      <w:pPr>
-        <w:pStyle w:val="a3"/>
-        <w:numPr>
-          <w:ilvl w:val="0"/>
-          <w:numId w:val="1"/>
-        </w:numPr>
-        <w:tabs>
-          <w:tab w:val="left" w:pos="851"/>
-        </w:tabs>
-        <w:spacing w:after="0" w:line="360" w:lineRule="auto"/>
-        <w:ind w:left="0" w:firstLine="567"/>
-        <w:rPr>
-          <w:rFonts w:ascii="Times New Roman" w:hAnsi="Times New Roman" w:cs="Times New Roman"/>
-          <w:sz w:val="28"/>
-          <w:szCs w:val="28"/>
-        </w:rPr>
-      </w:pPr>
-      <w:r>
-        <w:rPr>
-          <w:rFonts w:ascii="Times New Roman" w:hAnsi="Times New Roman" w:cs="Times New Roman"/>
-          <w:sz w:val="28"/>
-          <w:szCs w:val="28"/>
-        </w:rPr>
-        <w:t>Номер краски;</w:t>
-      </w:r>
-    </w:p>
-    <w:p>
-      <w:pPr>
-        <w:pStyle w:val="a3"/>
-        <w:numPr>
-          <w:ilvl w:val="0"/>
-          <w:numId w:val="1"/>
-        </w:numPr>
-        <w:tabs>
-          <w:tab w:val="left" w:pos="851"/>
-        </w:tabs>
-        <w:spacing w:after="0" w:line="360" w:lineRule="auto"/>
-        <w:ind w:left="0" w:firstLine="567"/>
-        <w:rPr>
-          <w:rFonts w:ascii="Times New Roman" w:hAnsi="Times New Roman" w:cs="Times New Roman"/>
-          <w:sz w:val="28"/>
-          <w:szCs w:val="28"/>
-        </w:rPr>
-      </w:pPr>
-      <w:r>
-        <w:rPr>
-          <w:rFonts w:ascii="Times New Roman" w:hAnsi="Times New Roman" w:cs="Times New Roman"/>
-          <w:sz w:val="28"/>
-          <w:szCs w:val="28"/>
-        </w:rPr>
-        <w:t>Цвет краски;</w:t>
-      </w:r>
-    </w:p>
-    <w:p>
-      <w:pPr>
-        <w:pStyle w:val="a3"/>
-        <w:numPr>
-          <w:ilvl w:val="0"/>
-          <w:numId w:val="1"/>
-        </w:numPr>
-        <w:tabs>
-          <w:tab w:val="left" w:pos="851"/>
-        </w:tabs>
-        <w:spacing w:after="0" w:line="360" w:lineRule="auto"/>
-        <w:ind w:left="0" w:firstLine="567"/>
-        <w:rPr>
-          <w:rFonts w:ascii="Times New Roman" w:hAnsi="Times New Roman" w:cs="Times New Roman"/>
-          <w:sz w:val="28"/>
-          <w:szCs w:val="28"/>
-        </w:rPr>
-      </w:pPr>
-      <w:r>
-        <w:rPr>
-          <w:rFonts w:ascii="Times New Roman" w:hAnsi="Times New Roman" w:cs="Times New Roman"/>
-          <w:sz w:val="28"/>
-          <w:szCs w:val="28"/>
-        </w:rPr>
-        <w:t>Тип краски;</w:t>
-      </w:r>
-    </w:p>
-    <w:p>
-      <w:pPr>
-        <w:pStyle w:val="a3"/>
-        <w:numPr>
-          <w:ilvl w:val="0"/>
-          <w:numId w:val="1"/>
-        </w:numPr>
-        <w:tabs>
-          <w:tab w:val="left" w:pos="851"/>
-        </w:tabs>
-        <w:spacing w:after="0" w:line="360" w:lineRule="auto"/>
-        <w:ind w:left="0" w:firstLine="567"/>
-        <w:rPr>
-          <w:rFonts w:ascii="Times New Roman" w:hAnsi="Times New Roman" w:cs="Times New Roman"/>
-          <w:sz w:val="28"/>
-          <w:szCs w:val="28"/>
-        </w:rPr>
-      </w:pPr>
-      <w:r>
-        <w:rPr>
-          <w:rFonts w:ascii="Times New Roman" w:hAnsi="Times New Roman" w:cs="Times New Roman"/>
-          <w:sz w:val="28"/>
-          <w:szCs w:val="28"/>
-        </w:rPr>
-        <w:t>Материал краски;</w:t>
-      </w:r>
-    </w:p>
-    <w:p>
-      <w:pPr>
-        <w:pStyle w:val="a3"/>
-        <w:numPr>
-          <w:ilvl w:val="0"/>
-          <w:numId w:val="1"/>
-        </w:numPr>
-        <w:tabs>
-          <w:tab w:val="left" w:pos="851"/>
-        </w:tabs>
-        <w:spacing w:after="0" w:line="360" w:lineRule="auto"/>
-        <w:ind w:left="0" w:firstLine="567"/>
-        <w:rPr>
-          <w:rFonts w:ascii="Times New Roman" w:hAnsi="Times New Roman" w:cs="Times New Roman"/>
-          <w:sz w:val="28"/>
-          <w:szCs w:val="28"/>
-        </w:rPr>
-      </w:pPr>
-      <w:r>
-        <w:rPr>
-          <w:rFonts w:ascii="Times New Roman" w:hAnsi="Times New Roman" w:cs="Times New Roman"/>
-          <w:sz w:val="28"/>
-          <w:szCs w:val="28"/>
-        </w:rPr>
-        <w:t>Количество;</w:t>
-      </w:r>
-    </w:p>
-    <w:p>
-      <w:pPr>
-        <w:pStyle w:val="a3"/>
-        <w:numPr>
-          <w:ilvl w:val="0"/>
-          <w:numId w:val="1"/>
-        </w:numPr>
-        <w:tabs>
-          <w:tab w:val="left" w:pos="851"/>
-        </w:tabs>
-        <w:spacing w:after="0" w:line="360" w:lineRule="auto"/>
-        <w:ind w:left="0" w:firstLine="567"/>
-        <w:rPr>
-          <w:rFonts w:ascii="Times New Roman" w:hAnsi="Times New Roman" w:cs="Times New Roman"/>
-          <w:sz w:val="28"/>
-          <w:szCs w:val="28"/>
-        </w:rPr>
-      </w:pPr>
-      <w:r>
-        <w:rPr>
-          <w:rFonts w:ascii="Times New Roman" w:hAnsi="Times New Roman" w:cs="Times New Roman"/>
-          <w:sz w:val="28"/>
-          <w:szCs w:val="28"/>
-        </w:rPr>
-        <w:t>Объем краски;</w:t>
-      </w:r>
-    </w:p>
-    <w:p>
-      <w:pPr>
-        <w:pStyle w:val="a3"/>
-        <w:tabs>
-          <w:tab w:val="left" w:pos="851"/>
-        </w:tabs>
-        <w:spacing w:after="0" w:line="360" w:lineRule="auto"/>
-        <w:ind w:left="0" w:firstLine="567"/>
-        <w:rPr>
-          <w:rFonts w:ascii="Times New Roman" w:hAnsi="Times New Roman" w:cs="Times New Roman"/>
-          <w:sz w:val="28"/>
-          <w:szCs w:val="28"/>
-        </w:rPr>
-      </w:pPr>
-      <w:r>
-        <w:rPr>
-          <w:rFonts w:ascii="Times New Roman" w:hAnsi="Times New Roman" w:cs="Times New Roman"/>
-          <w:sz w:val="28"/>
-          <w:szCs w:val="28"/>
-        </w:rPr>
-        <w:t>В полиграфию приходят клиенты – физические лица. Каждый клиент характеризуется следующими данными:</w:t>
-      </w:r>
-    </w:p>
-    <w:p>
-      <w:pPr>
-        <w:pStyle w:val="a3"/>
-        <w:numPr>
-          <w:ilvl w:val="0"/>
-          <w:numId w:val="1"/>
-        </w:numPr>
-        <w:tabs>
-          <w:tab w:val="left" w:pos="851"/>
-        </w:tabs>
-        <w:spacing w:after="0" w:line="360" w:lineRule="auto"/>
-        <w:ind w:left="0" w:firstLine="567"/>
-        <w:rPr>
-          <w:rFonts w:ascii="Times New Roman" w:hAnsi="Times New Roman" w:cs="Times New Roman"/>
-          <w:sz w:val="28"/>
-          <w:szCs w:val="28"/>
-        </w:rPr>
-      </w:pPr>
-      <w:r>
-        <w:rPr>
-          <w:rFonts w:ascii="Times New Roman" w:hAnsi="Times New Roman" w:cs="Times New Roman"/>
-          <w:sz w:val="28"/>
-          <w:szCs w:val="28"/>
-        </w:rPr>
-        <w:t>Номер клиента;</w:t>
-      </w:r>
-    </w:p>
-    <w:p>
-      <w:pPr>
-        <w:pStyle w:val="a3"/>
-        <w:numPr>
-          <w:ilvl w:val="0"/>
-          <w:numId w:val="1"/>
-        </w:numPr>
-        <w:tabs>
-          <w:tab w:val="left" w:pos="851"/>
-        </w:tabs>
-        <w:spacing w:after="0" w:line="360" w:lineRule="auto"/>
-        <w:ind w:left="0" w:firstLine="567"/>
-        <w:rPr>
-          <w:rFonts w:ascii="Times New Roman" w:hAnsi="Times New Roman" w:cs="Times New Roman"/>
-          <w:sz w:val="28"/>
-          <w:szCs w:val="28"/>
-        </w:rPr>
-      </w:pPr>
-      <w:r>
-        <w:rPr>
-          <w:rFonts w:ascii="Times New Roman" w:hAnsi="Times New Roman" w:cs="Times New Roman"/>
-          <w:sz w:val="28"/>
-          <w:szCs w:val="28"/>
-        </w:rPr>
-        <w:t>Фамилия;</w:t>
-      </w:r>
-    </w:p>
-    <w:p>
-      <w:pPr>
-        <w:pStyle w:val="a3"/>
-        <w:numPr>
-          <w:ilvl w:val="0"/>
-          <w:numId w:val="1"/>
-        </w:numPr>
-        <w:tabs>
-          <w:tab w:val="left" w:pos="851"/>
-        </w:tabs>
-        <w:spacing w:after="0" w:line="360" w:lineRule="auto"/>
-        <w:ind w:left="0" w:firstLine="567"/>
-        <w:rPr>
-          <w:rFonts w:ascii="Times New Roman" w:hAnsi="Times New Roman" w:cs="Times New Roman"/>
-          <w:sz w:val="28"/>
-          <w:szCs w:val="28"/>
-        </w:rPr>
-      </w:pPr>
-      <w:r>
-        <w:rPr>
-          <w:rFonts w:ascii="Times New Roman" w:hAnsi="Times New Roman" w:cs="Times New Roman"/>
-          <w:sz w:val="28"/>
-          <w:szCs w:val="28"/>
-        </w:rPr>
-        <w:t>Имя;</w:t>
-      </w:r>
-    </w:p>
-    <w:p>
-      <w:pPr>
-        <w:pStyle w:val="a3"/>
-        <w:numPr>
-          <w:ilvl w:val="0"/>
-          <w:numId w:val="1"/>
-        </w:numPr>
-        <w:tabs>
-          <w:tab w:val="left" w:pos="851"/>
-        </w:tabs>
-        <w:spacing w:after="0" w:line="360" w:lineRule="auto"/>
-        <w:ind w:left="0" w:firstLine="567"/>
-        <w:rPr>
-          <w:rFonts w:ascii="Times New Roman" w:hAnsi="Times New Roman" w:cs="Times New Roman"/>
-          <w:sz w:val="28"/>
-          <w:szCs w:val="28"/>
-        </w:rPr>
-      </w:pPr>
-      <w:r>
-        <w:rPr>
-          <w:rFonts w:ascii="Times New Roman" w:hAnsi="Times New Roman" w:cs="Times New Roman"/>
-          <w:sz w:val="28"/>
-          <w:szCs w:val="28"/>
-        </w:rPr>
-        <w:t>Отчество;</w:t>
-      </w:r>
-    </w:p>
-    <w:p>
-      <w:pPr>
-        <w:pStyle w:val="a3"/>
-        <w:numPr>
-          <w:ilvl w:val="0"/>
-          <w:numId w:val="1"/>
-        </w:numPr>
-        <w:tabs>
-          <w:tab w:val="left" w:pos="851"/>
-        </w:tabs>
-        <w:spacing w:after="0" w:line="360" w:lineRule="auto"/>
-        <w:ind w:left="0" w:firstLine="567"/>
-        <w:rPr>
-          <w:rFonts w:ascii="Times New Roman" w:hAnsi="Times New Roman" w:cs="Times New Roman"/>
-          <w:sz w:val="28"/>
-          <w:szCs w:val="28"/>
-        </w:rPr>
-      </w:pPr>
-      <w:r>
-        <w:rPr>
-          <w:rFonts w:ascii="Times New Roman" w:hAnsi="Times New Roman" w:cs="Times New Roman"/>
-          <w:sz w:val="28"/>
-          <w:szCs w:val="28"/>
-        </w:rPr>
-        <w:t>Телефонный номер;</w:t>
-      </w:r>
-    </w:p>
-    <w:p>
-      <w:pPr>
-        <w:pStyle w:val="a3"/>
-        <w:tabs>
-          <w:tab w:val="left" w:pos="851"/>
-        </w:tabs>
-        <w:spacing w:after="0" w:line="360" w:lineRule="auto"/>
-        <w:ind w:left="0" w:firstLine="567"/>
-        <w:rPr>
-          <w:rFonts w:ascii="Times New Roman" w:hAnsi="Times New Roman" w:cs="Times New Roman"/>
-          <w:sz w:val="28"/>
-          <w:szCs w:val="28"/>
-        </w:rPr>
-      </w:pPr>
-      <w:r>
-        <w:rPr>
-          <w:rFonts w:ascii="Times New Roman" w:hAnsi="Times New Roman" w:cs="Times New Roman"/>
-          <w:sz w:val="28"/>
-          <w:szCs w:val="28"/>
-        </w:rPr>
-        <w:t>Также в полиграфию могут обращаться юридические лица - компании. Каждое юридическое лицо характеризуется следующими данными:</w:t>
-      </w:r>
-    </w:p>
-    <w:p>
-      <w:pPr>
-        <w:pStyle w:val="a3"/>
-        <w:numPr>
-          <w:ilvl w:val="0"/>
-          <w:numId w:val="1"/>
-        </w:numPr>
-        <w:tabs>
-          <w:tab w:val="left" w:pos="851"/>
-        </w:tabs>
-        <w:spacing w:after="0" w:line="360" w:lineRule="auto"/>
-        <w:ind w:left="0" w:firstLine="567"/>
-        <w:rPr>
-          <w:rFonts w:ascii="Times New Roman" w:hAnsi="Times New Roman" w:cs="Times New Roman"/>
-          <w:sz w:val="28"/>
-          <w:szCs w:val="28"/>
-        </w:rPr>
-      </w:pPr>
-      <w:r>
-        <w:rPr>
-          <w:rFonts w:ascii="Times New Roman" w:hAnsi="Times New Roman" w:cs="Times New Roman"/>
-          <w:sz w:val="28"/>
-          <w:szCs w:val="28"/>
-        </w:rPr>
-        <w:t>Номер компании;</w:t>
-      </w:r>
-    </w:p>
-    <w:p>
-      <w:pPr>
-        <w:pStyle w:val="a3"/>
-        <w:numPr>
-          <w:ilvl w:val="0"/>
-          <w:numId w:val="1"/>
-        </w:numPr>
-        <w:tabs>
-          <w:tab w:val="left" w:pos="851"/>
-        </w:tabs>
-        <w:spacing w:after="0" w:line="360" w:lineRule="auto"/>
-        <w:ind w:left="0" w:firstLine="567"/>
-        <w:rPr>
-          <w:rFonts w:ascii="Times New Roman" w:hAnsi="Times New Roman" w:cs="Times New Roman"/>
-          <w:sz w:val="28"/>
-          <w:szCs w:val="28"/>
-        </w:rPr>
-      </w:pPr>
-      <w:r>
-        <w:rPr>
-          <w:rFonts w:ascii="Times New Roman" w:hAnsi="Times New Roman" w:cs="Times New Roman"/>
-          <w:sz w:val="28"/>
-          <w:szCs w:val="28"/>
-        </w:rPr>
         <w:t>Название компании;</w:t>
       </w:r>
     </w:p>
@@ -1439,7 +1652,40 @@
           <w:sz w:val="28"/>
           <w:szCs w:val="28"/>
         </w:rPr>
-        <w:t>Юридические и физические лица могут делать заказы на печать. Каждый заказ характеризуется следующими данными:</w:t>
+        <w:t>Юридические и физические лица могут</w:t>
+      </w:r>
+      <w:r>
+        <w:rPr>
+          <w:rFonts w:ascii="Times New Roman" w:hAnsi="Times New Roman" w:cs="Times New Roman"/>
+          <w:sz w:val="28"/>
+          <w:szCs w:val="28"/>
+        </w:rPr>
+        <w:t xml:space="preserve"> зайти на сайт типографической компании «</w:t>
+      </w:r>
+      <w:r>
+        <w:rPr>
+          <w:rFonts w:ascii="Times New Roman" w:hAnsi="Times New Roman" w:cs="Times New Roman"/>
+          <w:sz w:val="28"/>
+          <w:szCs w:val="28"/>
+          <w:lang w:val="en-US"/>
+        </w:rPr>
+        <w:t>CMYK</w:t>
+      </w:r>
+      <w:r>
+        <w:rPr>
+          <w:rFonts w:ascii="Times New Roman" w:hAnsi="Times New Roman" w:cs="Times New Roman"/>
+          <w:sz w:val="28"/>
+          <w:szCs w:val="28"/>
+        </w:rPr>
+        <w:t>» и с</w:t>
+      </w:r>
+      <w:r>
+        <w:rPr>
+          <w:rFonts w:ascii="Times New Roman" w:hAnsi="Times New Roman" w:cs="Times New Roman"/>
+          <w:sz w:val="28"/>
+          <w:szCs w:val="28"/>
+        </w:rPr>
+        <w:t>делать заказы на печать. Каждый заказ характеризуется следующими данными:</w:t>
       </w:r>
     </w:p>
     <w:p>
@@ -1493,201 +1739,734 @@
           <w:sz w:val="28"/>
           <w:szCs w:val="28"/>
         </w:rPr>
+        <w:t>Количество листов;</w:t>
+      </w:r>
+    </w:p>
+    <w:p>
+      <w:pPr>
+        <w:pStyle w:val="a3"/>
+        <w:numPr>
+          <w:ilvl w:val="0"/>
+          <w:numId w:val="1"/>
+        </w:numPr>
+        <w:tabs>
+          <w:tab w:val="left" w:pos="851"/>
+        </w:tabs>
+        <w:spacing w:after="0" w:line="360" w:lineRule="auto"/>
+        <w:ind w:left="0" w:firstLine="567"/>
+        <w:rPr>
+          <w:rFonts w:ascii="Times New Roman" w:hAnsi="Times New Roman" w:cs="Times New Roman"/>
+          <w:sz w:val="28"/>
+          <w:szCs w:val="28"/>
+        </w:rPr>
+      </w:pPr>
+      <w:r>
+        <w:rPr>
+          <w:rFonts w:ascii="Times New Roman" w:hAnsi="Times New Roman" w:cs="Times New Roman"/>
+          <w:sz w:val="28"/>
+          <w:szCs w:val="28"/>
+        </w:rPr>
+        <w:t>Необходимый лист заказа;</w:t>
+      </w:r>
+    </w:p>
+    <w:p>
+      <w:pPr>
+        <w:pStyle w:val="a3"/>
+        <w:numPr>
+          <w:ilvl w:val="0"/>
+          <w:numId w:val="1"/>
+        </w:numPr>
+        <w:tabs>
+          <w:tab w:val="left" w:pos="851"/>
+        </w:tabs>
+        <w:spacing w:after="0" w:line="360" w:lineRule="auto"/>
+        <w:ind w:left="0" w:firstLine="567"/>
+        <w:rPr>
+          <w:rFonts w:ascii="Times New Roman" w:hAnsi="Times New Roman" w:cs="Times New Roman"/>
+          <w:sz w:val="28"/>
+          <w:szCs w:val="28"/>
+        </w:rPr>
+      </w:pPr>
+      <w:r>
+        <w:rPr>
+          <w:rFonts w:ascii="Times New Roman" w:hAnsi="Times New Roman" w:cs="Times New Roman"/>
+          <w:sz w:val="28"/>
+          <w:szCs w:val="28"/>
+        </w:rPr>
+        <w:t>Необходимая краска для заказа;</w:t>
+      </w:r>
+    </w:p>
+    <w:p>
+      <w:pPr>
+        <w:pStyle w:val="a3"/>
+        <w:numPr>
+          <w:ilvl w:val="0"/>
+          <w:numId w:val="1"/>
+        </w:numPr>
+        <w:tabs>
+          <w:tab w:val="left" w:pos="851"/>
+        </w:tabs>
+        <w:spacing w:after="0" w:line="360" w:lineRule="auto"/>
+        <w:ind w:left="0" w:firstLine="567"/>
+        <w:rPr>
+          <w:rFonts w:ascii="Times New Roman" w:hAnsi="Times New Roman" w:cs="Times New Roman"/>
+          <w:sz w:val="28"/>
+          <w:szCs w:val="28"/>
+        </w:rPr>
+      </w:pPr>
+      <w:r>
+        <w:rPr>
+          <w:rFonts w:ascii="Times New Roman" w:hAnsi="Times New Roman" w:cs="Times New Roman"/>
+          <w:sz w:val="28"/>
+          <w:szCs w:val="28"/>
+        </w:rPr>
+        <w:t>Изображение на листе;</w:t>
+      </w:r>
+    </w:p>
+    <w:p>
+      <w:pPr>
+        <w:pStyle w:val="a3"/>
+        <w:numPr>
+          <w:ilvl w:val="0"/>
+          <w:numId w:val="1"/>
+        </w:numPr>
+        <w:tabs>
+          <w:tab w:val="left" w:pos="851"/>
+        </w:tabs>
+        <w:spacing w:after="0" w:line="360" w:lineRule="auto"/>
+        <w:ind w:left="0" w:firstLine="567"/>
+        <w:rPr>
+          <w:rFonts w:ascii="Times New Roman" w:hAnsi="Times New Roman" w:cs="Times New Roman"/>
+          <w:sz w:val="28"/>
+          <w:szCs w:val="28"/>
+        </w:rPr>
+      </w:pPr>
+      <w:r>
+        <w:rPr>
+          <w:rFonts w:ascii="Times New Roman" w:hAnsi="Times New Roman" w:cs="Times New Roman"/>
+          <w:sz w:val="28"/>
+          <w:szCs w:val="28"/>
+        </w:rPr>
+        <w:t>Адрес заказа;</w:t>
+      </w:r>
+    </w:p>
+    <w:p>
+      <w:pPr>
+        <w:pStyle w:val="a3"/>
+        <w:numPr>
+          <w:ilvl w:val="0"/>
+          <w:numId w:val="1"/>
+        </w:numPr>
+        <w:tabs>
+          <w:tab w:val="left" w:pos="851"/>
+        </w:tabs>
+        <w:spacing w:after="0" w:line="360" w:lineRule="auto"/>
+        <w:ind w:left="0" w:firstLine="567"/>
+        <w:rPr>
+          <w:rFonts w:ascii="Times New Roman" w:hAnsi="Times New Roman" w:cs="Times New Roman"/>
+          <w:sz w:val="28"/>
+          <w:szCs w:val="28"/>
+        </w:rPr>
+      </w:pPr>
+      <w:r>
+        <w:rPr>
+          <w:rFonts w:ascii="Times New Roman" w:hAnsi="Times New Roman" w:cs="Times New Roman"/>
+          <w:sz w:val="28"/>
+          <w:szCs w:val="28"/>
+        </w:rPr>
+        <w:t>Дата формирования заказа;</w:t>
+      </w:r>
+    </w:p>
+    <w:p>
+      <w:pPr>
+        <w:pStyle w:val="a3"/>
+        <w:numPr>
+          <w:ilvl w:val="0"/>
+          <w:numId w:val="1"/>
+        </w:numPr>
+        <w:tabs>
+          <w:tab w:val="left" w:pos="851"/>
+        </w:tabs>
+        <w:spacing w:after="0" w:line="360" w:lineRule="auto"/>
+        <w:ind w:left="0" w:firstLine="567"/>
+        <w:rPr>
+          <w:rFonts w:ascii="Times New Roman" w:hAnsi="Times New Roman" w:cs="Times New Roman"/>
+          <w:sz w:val="28"/>
+          <w:szCs w:val="28"/>
+        </w:rPr>
+      </w:pPr>
+      <w:r>
+        <w:rPr>
+          <w:rFonts w:ascii="Times New Roman" w:hAnsi="Times New Roman" w:cs="Times New Roman"/>
+          <w:sz w:val="28"/>
+          <w:szCs w:val="28"/>
+        </w:rPr>
+        <w:t>Сумма заказа;</w:t>
+      </w:r>
+    </w:p>
+    <w:p>
+      <w:pPr>
+        <w:pStyle w:val="a3"/>
+        <w:numPr>
+          <w:ilvl w:val="0"/>
+          <w:numId w:val="1"/>
+        </w:numPr>
+        <w:tabs>
+          <w:tab w:val="left" w:pos="851"/>
+        </w:tabs>
+        <w:spacing w:after="0" w:line="360" w:lineRule="auto"/>
+        <w:ind w:left="0" w:firstLine="567"/>
+        <w:rPr>
+          <w:rFonts w:ascii="Times New Roman" w:hAnsi="Times New Roman" w:cs="Times New Roman"/>
+          <w:sz w:val="28"/>
+          <w:szCs w:val="28"/>
+        </w:rPr>
+      </w:pPr>
+      <w:r>
+        <w:rPr>
+          <w:rFonts w:ascii="Times New Roman" w:hAnsi="Times New Roman" w:cs="Times New Roman"/>
+          <w:sz w:val="28"/>
+          <w:szCs w:val="28"/>
+        </w:rPr>
+        <w:t>Текущий статус заказа</w:t>
+      </w:r>
+      <w:r>
+        <w:rPr>
+          <w:rFonts w:ascii="Times New Roman" w:hAnsi="Times New Roman" w:cs="Times New Roman"/>
+          <w:sz w:val="28"/>
+          <w:szCs w:val="28"/>
+        </w:rPr>
+        <w:t>.</w:t>
+      </w:r>
+    </w:p>
+    <w:p>
+      <w:pPr>
+        <w:spacing w:after="0" w:line="360" w:lineRule="auto"/>
+        <w:ind w:firstLine="567"/>
+        <w:rPr>
+          <w:rFonts w:ascii="Times New Roman" w:hAnsi="Times New Roman" w:cs="Times New Roman"/>
+          <w:sz w:val="28"/>
+          <w:szCs w:val="28"/>
+        </w:rPr>
+      </w:pPr>
+      <w:r>
+        <w:rPr>
+          <w:rFonts w:ascii="Times New Roman" w:hAnsi="Times New Roman" w:cs="Times New Roman"/>
+          <w:sz w:val="28"/>
+          <w:szCs w:val="28"/>
+        </w:rPr>
+        <w:t>Входными данными для системы являются:</w:t>
+      </w:r>
+    </w:p>
+    <w:p>
+      <w:pPr>
+        <w:pStyle w:val="a3"/>
+        <w:numPr>
+          <w:ilvl w:val="0"/>
+          <w:numId w:val="1"/>
+        </w:numPr>
+        <w:tabs>
+          <w:tab w:val="left" w:pos="851"/>
+        </w:tabs>
+        <w:spacing w:after="0" w:line="360" w:lineRule="auto"/>
+        <w:ind w:left="0" w:firstLine="567"/>
+        <w:rPr>
+          <w:rFonts w:ascii="Times New Roman" w:hAnsi="Times New Roman" w:cs="Times New Roman"/>
+          <w:sz w:val="28"/>
+          <w:szCs w:val="28"/>
+        </w:rPr>
+      </w:pPr>
+      <w:r>
+        <w:rPr>
+          <w:rFonts w:ascii="Times New Roman" w:hAnsi="Times New Roman" w:cs="Times New Roman"/>
+          <w:sz w:val="28"/>
+          <w:szCs w:val="28"/>
+        </w:rPr>
+        <w:t>Список сотрудников;</w:t>
+      </w:r>
+    </w:p>
+    <w:p>
+      <w:pPr>
+        <w:pStyle w:val="a3"/>
+        <w:numPr>
+          <w:ilvl w:val="0"/>
+          <w:numId w:val="1"/>
+        </w:numPr>
+        <w:tabs>
+          <w:tab w:val="left" w:pos="851"/>
+        </w:tabs>
+        <w:spacing w:after="0" w:line="360" w:lineRule="auto"/>
+        <w:ind w:left="0" w:firstLine="567"/>
+        <w:rPr>
+          <w:rFonts w:ascii="Times New Roman" w:hAnsi="Times New Roman" w:cs="Times New Roman"/>
+          <w:sz w:val="28"/>
+          <w:szCs w:val="28"/>
+        </w:rPr>
+      </w:pPr>
+      <w:r>
+        <w:rPr>
+          <w:rFonts w:ascii="Times New Roman" w:hAnsi="Times New Roman" w:cs="Times New Roman"/>
+          <w:sz w:val="28"/>
+          <w:szCs w:val="28"/>
+        </w:rPr>
+        <w:t>Список клиентов;</w:t>
+      </w:r>
+    </w:p>
+    <w:p>
+      <w:pPr>
+        <w:pStyle w:val="a3"/>
+        <w:numPr>
+          <w:ilvl w:val="0"/>
+          <w:numId w:val="1"/>
+        </w:numPr>
+        <w:tabs>
+          <w:tab w:val="left" w:pos="851"/>
+        </w:tabs>
+        <w:spacing w:after="0" w:line="360" w:lineRule="auto"/>
+        <w:ind w:left="0" w:firstLine="567"/>
+        <w:rPr>
+          <w:rFonts w:ascii="Times New Roman" w:hAnsi="Times New Roman" w:cs="Times New Roman"/>
+          <w:sz w:val="28"/>
+          <w:szCs w:val="28"/>
+        </w:rPr>
+      </w:pPr>
+      <w:r>
+        <w:rPr>
+          <w:rFonts w:ascii="Times New Roman" w:hAnsi="Times New Roman" w:cs="Times New Roman"/>
+          <w:sz w:val="28"/>
+          <w:szCs w:val="28"/>
+        </w:rPr>
+        <w:t>Список компаний</w:t>
+      </w:r>
+      <w:r>
+        <w:rPr>
+          <w:rFonts w:ascii="Times New Roman" w:hAnsi="Times New Roman" w:cs="Times New Roman"/>
+          <w:sz w:val="28"/>
+          <w:szCs w:val="28"/>
+        </w:rPr>
+        <w:t>.</w:t>
+      </w:r>
+    </w:p>
+    <w:p>
+      <w:pPr>
+        <w:pStyle w:val="a3"/>
+        <w:tabs>
+          <w:tab w:val="left" w:pos="851"/>
+        </w:tabs>
+        <w:spacing w:after="0" w:line="360" w:lineRule="auto"/>
+        <w:ind w:left="567"/>
+        <w:rPr>
+          <w:rFonts w:ascii="Times New Roman" w:hAnsi="Times New Roman" w:cs="Times New Roman"/>
+          <w:sz w:val="28"/>
+          <w:szCs w:val="28"/>
+        </w:rPr>
+      </w:pPr>
+      <w:r>
+        <w:rPr>
+          <w:rFonts w:ascii="Times New Roman" w:hAnsi="Times New Roman" w:cs="Times New Roman"/>
+          <w:sz w:val="28"/>
+          <w:szCs w:val="28"/>
+        </w:rPr>
+        <w:t>Выходными данными для системы являются:</w:t>
+      </w:r>
+    </w:p>
+    <w:p>
+      <w:pPr>
+        <w:pStyle w:val="a3"/>
+        <w:numPr>
+          <w:ilvl w:val="0"/>
+          <w:numId w:val="2"/>
+        </w:numPr>
+        <w:tabs>
+          <w:tab w:val="left" w:pos="851"/>
+        </w:tabs>
+        <w:spacing w:after="0" w:line="360" w:lineRule="auto"/>
+        <w:ind w:left="0" w:firstLine="567"/>
+        <w:rPr>
+          <w:rFonts w:ascii="Times New Roman" w:hAnsi="Times New Roman" w:cs="Times New Roman"/>
+          <w:sz w:val="28"/>
+          <w:szCs w:val="28"/>
+        </w:rPr>
+      </w:pPr>
+      <w:r>
+        <w:rPr>
+          <w:rFonts w:ascii="Times New Roman" w:hAnsi="Times New Roman" w:cs="Times New Roman"/>
+          <w:sz w:val="28"/>
+          <w:szCs w:val="28"/>
+        </w:rPr>
+        <w:t>Договор на изготовление полиграф</w:t>
+      </w:r>
+      <w:r>
+        <w:rPr>
+          <w:rFonts w:ascii="Times New Roman" w:hAnsi="Times New Roman" w:cs="Times New Roman"/>
+          <w:sz w:val="28"/>
+          <w:szCs w:val="28"/>
+        </w:rPr>
+        <w:t>иче</w:t>
+      </w:r>
+      <w:r>
+        <w:rPr>
+          <w:rFonts w:ascii="Times New Roman" w:hAnsi="Times New Roman" w:cs="Times New Roman"/>
+          <w:sz w:val="28"/>
+          <w:szCs w:val="28"/>
+        </w:rPr>
+        <w:t>ской продукции</w:t>
+      </w:r>
+      <w:r>
+        <w:rPr>
+          <w:rFonts w:ascii="Times New Roman" w:hAnsi="Times New Roman" w:cs="Times New Roman"/>
+          <w:sz w:val="28"/>
+          <w:szCs w:val="28"/>
+        </w:rPr>
+        <w:t>;</w:t>
+      </w:r>
+    </w:p>
+    <w:p>
+      <w:pPr>
+        <w:pStyle w:val="a3"/>
+        <w:numPr>
+          <w:ilvl w:val="0"/>
+          <w:numId w:val="2"/>
+        </w:numPr>
+        <w:tabs>
+          <w:tab w:val="left" w:pos="851"/>
+        </w:tabs>
+        <w:spacing w:after="0" w:line="360" w:lineRule="auto"/>
+        <w:ind w:left="0" w:firstLine="567"/>
+        <w:rPr>
+          <w:rFonts w:ascii="Times New Roman" w:hAnsi="Times New Roman" w:cs="Times New Roman"/>
+          <w:sz w:val="28"/>
+          <w:szCs w:val="28"/>
+        </w:rPr>
+      </w:pPr>
+      <w:r>
+        <w:rPr>
+          <w:rFonts w:ascii="Times New Roman" w:hAnsi="Times New Roman" w:cs="Times New Roman"/>
+          <w:sz w:val="28"/>
+          <w:szCs w:val="28"/>
+        </w:rPr>
+        <w:t>Отчет за определенный период</w:t>
+      </w:r>
+      <w:r>
+        <w:rPr>
+          <w:rFonts w:ascii="Times New Roman" w:hAnsi="Times New Roman" w:cs="Times New Roman"/>
+          <w:sz w:val="28"/>
+          <w:szCs w:val="28"/>
+        </w:rPr>
+        <w:t>.</w:t>
+      </w:r>
+    </w:p>
+    <w:p>
+      <w:pPr>
+        <w:pStyle w:val="a3"/>
+        <w:tabs>
+          <w:tab w:val="left" w:pos="851"/>
+        </w:tabs>
+        <w:spacing w:after="0" w:line="360" w:lineRule="auto"/>
+        <w:ind w:left="0" w:firstLine="567"/>
+        <w:rPr>
+          <w:rFonts w:ascii="Times New Roman" w:hAnsi="Times New Roman" w:cs="Times New Roman"/>
+          <w:sz w:val="28"/>
+          <w:szCs w:val="28"/>
+        </w:rPr>
+      </w:pPr>
+      <w:r>
+        <w:rPr>
+          <w:rFonts w:ascii="Times New Roman" w:hAnsi="Times New Roman" w:cs="Times New Roman"/>
+          <w:sz w:val="28"/>
+          <w:szCs w:val="28"/>
+        </w:rPr>
+        <w:t>С данной информационной системой могут работать следующие группы пользователей:</w:t>
+      </w:r>
+    </w:p>
+    <w:p>
+      <w:pPr>
+        <w:pStyle w:val="a3"/>
+        <w:numPr>
+          <w:ilvl w:val="0"/>
+          <w:numId w:val="2"/>
+        </w:numPr>
+        <w:tabs>
+          <w:tab w:val="left" w:pos="851"/>
+        </w:tabs>
+        <w:spacing w:after="0" w:line="360" w:lineRule="auto"/>
+        <w:ind w:left="0" w:firstLine="567"/>
+        <w:rPr>
+          <w:rFonts w:ascii="Times New Roman" w:hAnsi="Times New Roman" w:cs="Times New Roman"/>
+          <w:sz w:val="28"/>
+          <w:szCs w:val="28"/>
+        </w:rPr>
+      </w:pPr>
+      <w:r>
+        <w:rPr>
+          <w:rFonts w:ascii="Times New Roman" w:hAnsi="Times New Roman" w:cs="Times New Roman"/>
+          <w:sz w:val="28"/>
+          <w:szCs w:val="28"/>
+        </w:rPr>
+        <w:t>Консультант;</w:t>
+      </w:r>
+    </w:p>
+    <w:p>
+      <w:pPr>
+        <w:pStyle w:val="a3"/>
+        <w:numPr>
+          <w:ilvl w:val="0"/>
+          <w:numId w:val="2"/>
+        </w:numPr>
+        <w:tabs>
+          <w:tab w:val="left" w:pos="851"/>
+        </w:tabs>
+        <w:spacing w:after="0" w:line="360" w:lineRule="auto"/>
+        <w:ind w:left="0" w:firstLine="567"/>
+        <w:rPr>
+          <w:rFonts w:ascii="Times New Roman" w:hAnsi="Times New Roman" w:cs="Times New Roman"/>
+          <w:sz w:val="28"/>
+          <w:szCs w:val="28"/>
+        </w:rPr>
+      </w:pPr>
+      <w:r>
+        <w:rPr>
+          <w:rFonts w:ascii="Times New Roman" w:hAnsi="Times New Roman" w:cs="Times New Roman"/>
+          <w:sz w:val="28"/>
+          <w:szCs w:val="28"/>
+        </w:rPr>
+        <w:t>Администратор;</w:t>
+      </w:r>
+    </w:p>
+    <w:p>
+      <w:pPr>
+        <w:pStyle w:val="a3"/>
+        <w:numPr>
+          <w:ilvl w:val="0"/>
+          <w:numId w:val="2"/>
+        </w:numPr>
+        <w:tabs>
+          <w:tab w:val="left" w:pos="851"/>
+        </w:tabs>
+        <w:spacing w:after="0" w:line="360" w:lineRule="auto"/>
+        <w:ind w:left="0" w:firstLine="567"/>
+        <w:rPr>
+          <w:rFonts w:ascii="Times New Roman" w:hAnsi="Times New Roman" w:cs="Times New Roman"/>
+          <w:sz w:val="28"/>
+          <w:szCs w:val="28"/>
+        </w:rPr>
+      </w:pPr>
+      <w:r>
+        <w:rPr>
+          <w:rFonts w:ascii="Times New Roman" w:hAnsi="Times New Roman" w:cs="Times New Roman"/>
+          <w:sz w:val="28"/>
+          <w:szCs w:val="28"/>
+        </w:rPr>
+        <w:t>Оператор станка;</w:t>
+      </w:r>
+    </w:p>
+    <w:p>
+      <w:pPr>
+        <w:pStyle w:val="a3"/>
+        <w:numPr>
+          <w:ilvl w:val="0"/>
+          <w:numId w:val="2"/>
+        </w:numPr>
+        <w:tabs>
+          <w:tab w:val="left" w:pos="851"/>
+        </w:tabs>
+        <w:spacing w:after="0" w:line="360" w:lineRule="auto"/>
+        <w:ind w:left="0" w:firstLine="567"/>
+        <w:rPr>
+          <w:rFonts w:ascii="Times New Roman" w:hAnsi="Times New Roman" w:cs="Times New Roman"/>
+          <w:sz w:val="28"/>
+          <w:szCs w:val="28"/>
+        </w:rPr>
+      </w:pPr>
+      <w:r>
+        <w:rPr>
+          <w:rFonts w:ascii="Times New Roman" w:hAnsi="Times New Roman" w:cs="Times New Roman"/>
+          <w:sz w:val="28"/>
+          <w:szCs w:val="28"/>
+        </w:rPr>
         <w:lastRenderedPageBreak/>
-        <w:t>Количество листов;</w:t>
-      </w:r>
-    </w:p>
-    <w:p>
-      <w:pPr>
-        <w:pStyle w:val="a3"/>
-        <w:numPr>
-          <w:ilvl w:val="0"/>
-          <w:numId w:val="1"/>
-        </w:numPr>
-        <w:tabs>
-          <w:tab w:val="left" w:pos="851"/>
-        </w:tabs>
-        <w:spacing w:after="0" w:line="360" w:lineRule="auto"/>
-        <w:ind w:left="0" w:firstLine="567"/>
-        <w:rPr>
-          <w:rFonts w:ascii="Times New Roman" w:hAnsi="Times New Roman" w:cs="Times New Roman"/>
-          <w:sz w:val="28"/>
-          <w:szCs w:val="28"/>
-        </w:rPr>
-      </w:pPr>
-      <w:r>
-        <w:rPr>
-          <w:rFonts w:ascii="Times New Roman" w:hAnsi="Times New Roman" w:cs="Times New Roman"/>
-          <w:sz w:val="28"/>
-          <w:szCs w:val="28"/>
-        </w:rPr>
-        <w:t>Необходимый лист заказа;</w:t>
-      </w:r>
-    </w:p>
-    <w:p>
-      <w:pPr>
-        <w:pStyle w:val="a3"/>
-        <w:numPr>
-          <w:ilvl w:val="0"/>
-          <w:numId w:val="1"/>
-        </w:numPr>
-        <w:tabs>
-          <w:tab w:val="left" w:pos="851"/>
-        </w:tabs>
-        <w:spacing w:after="0" w:line="360" w:lineRule="auto"/>
-        <w:ind w:left="0" w:firstLine="567"/>
-        <w:rPr>
-          <w:rFonts w:ascii="Times New Roman" w:hAnsi="Times New Roman" w:cs="Times New Roman"/>
-          <w:sz w:val="28"/>
-          <w:szCs w:val="28"/>
-        </w:rPr>
-      </w:pPr>
-      <w:r>
-        <w:rPr>
-          <w:rFonts w:ascii="Times New Roman" w:hAnsi="Times New Roman" w:cs="Times New Roman"/>
-          <w:sz w:val="28"/>
-          <w:szCs w:val="28"/>
-        </w:rPr>
-        <w:t>Необходимая краска для заказа;</w:t>
-      </w:r>
-    </w:p>
-    <w:p>
-      <w:pPr>
-        <w:pStyle w:val="a3"/>
-        <w:numPr>
-          <w:ilvl w:val="0"/>
-          <w:numId w:val="1"/>
-        </w:numPr>
-        <w:tabs>
-          <w:tab w:val="left" w:pos="851"/>
-        </w:tabs>
-        <w:spacing w:after="0" w:line="360" w:lineRule="auto"/>
-        <w:ind w:left="0" w:firstLine="567"/>
-        <w:rPr>
-          <w:rFonts w:ascii="Times New Roman" w:hAnsi="Times New Roman" w:cs="Times New Roman"/>
-          <w:sz w:val="28"/>
-          <w:szCs w:val="28"/>
-        </w:rPr>
-      </w:pPr>
-      <w:r>
-        <w:rPr>
-          <w:rFonts w:ascii="Times New Roman" w:hAnsi="Times New Roman" w:cs="Times New Roman"/>
-          <w:sz w:val="28"/>
-          <w:szCs w:val="28"/>
-        </w:rPr>
-        <w:t>Изображение на листе;</w:t>
-      </w:r>
-    </w:p>
-    <w:p>
-      <w:pPr>
-        <w:pStyle w:val="a3"/>
-        <w:numPr>
-          <w:ilvl w:val="0"/>
-          <w:numId w:val="1"/>
-        </w:numPr>
-        <w:tabs>
-          <w:tab w:val="left" w:pos="851"/>
-        </w:tabs>
-        <w:spacing w:after="0" w:line="360" w:lineRule="auto"/>
-        <w:ind w:left="0" w:firstLine="567"/>
-        <w:rPr>
-          <w:rFonts w:ascii="Times New Roman" w:hAnsi="Times New Roman" w:cs="Times New Roman"/>
-          <w:sz w:val="28"/>
-          <w:szCs w:val="28"/>
-        </w:rPr>
-      </w:pPr>
-      <w:r>
-        <w:rPr>
-          <w:rFonts w:ascii="Times New Roman" w:hAnsi="Times New Roman" w:cs="Times New Roman"/>
-          <w:sz w:val="28"/>
-          <w:szCs w:val="28"/>
-        </w:rPr>
-        <w:t>Адрес заказа;</w:t>
-      </w:r>
-    </w:p>
-    <w:p>
-      <w:pPr>
-        <w:pStyle w:val="a3"/>
-        <w:numPr>
-          <w:ilvl w:val="0"/>
-          <w:numId w:val="1"/>
-        </w:numPr>
-        <w:tabs>
-          <w:tab w:val="left" w:pos="851"/>
-        </w:tabs>
-        <w:spacing w:after="0" w:line="360" w:lineRule="auto"/>
-        <w:ind w:left="0" w:firstLine="567"/>
-        <w:rPr>
-          <w:rFonts w:ascii="Times New Roman" w:hAnsi="Times New Roman" w:cs="Times New Roman"/>
-          <w:sz w:val="28"/>
-          <w:szCs w:val="28"/>
-        </w:rPr>
-      </w:pPr>
-      <w:r>
-        <w:rPr>
-          <w:rFonts w:ascii="Times New Roman" w:hAnsi="Times New Roman" w:cs="Times New Roman"/>
-          <w:sz w:val="28"/>
-          <w:szCs w:val="28"/>
-        </w:rPr>
-        <w:t>Дата формирования заказа;</w:t>
-      </w:r>
-    </w:p>
-    <w:p>
-      <w:pPr>
-        <w:pStyle w:val="a3"/>
-        <w:numPr>
-          <w:ilvl w:val="0"/>
-          <w:numId w:val="1"/>
-        </w:numPr>
-        <w:tabs>
-          <w:tab w:val="left" w:pos="851"/>
-        </w:tabs>
-        <w:spacing w:after="0" w:line="360" w:lineRule="auto"/>
-        <w:ind w:left="0" w:firstLine="567"/>
-        <w:rPr>
-          <w:rFonts w:ascii="Times New Roman" w:hAnsi="Times New Roman" w:cs="Times New Roman"/>
-          <w:sz w:val="28"/>
-          <w:szCs w:val="28"/>
-        </w:rPr>
-      </w:pPr>
-      <w:r>
-        <w:rPr>
-          <w:rFonts w:ascii="Times New Roman" w:hAnsi="Times New Roman" w:cs="Times New Roman"/>
-          <w:sz w:val="28"/>
-          <w:szCs w:val="28"/>
-        </w:rPr>
-        <w:t>Сумма заказа;</w:t>
-      </w:r>
-    </w:p>
-    <w:p>
-      <w:pPr>
-        <w:pStyle w:val="a3"/>
-        <w:numPr>
-          <w:ilvl w:val="0"/>
-          <w:numId w:val="1"/>
-        </w:numPr>
-        <w:tabs>
-          <w:tab w:val="left" w:pos="851"/>
-        </w:tabs>
-        <w:spacing w:after="0" w:line="360" w:lineRule="auto"/>
-        <w:ind w:left="0" w:firstLine="567"/>
-        <w:rPr>
-          <w:rFonts w:ascii="Times New Roman" w:hAnsi="Times New Roman" w:cs="Times New Roman"/>
-          <w:sz w:val="28"/>
-          <w:szCs w:val="28"/>
-        </w:rPr>
-      </w:pPr>
-      <w:r>
-        <w:rPr>
-          <w:rFonts w:ascii="Times New Roman" w:hAnsi="Times New Roman" w:cs="Times New Roman"/>
-          <w:sz w:val="28"/>
-          <w:szCs w:val="28"/>
-        </w:rPr>
-        <w:t>Текущий статус заказа;</w:t>
-      </w:r>
-    </w:p>
-    <w:p>
-      <w:pPr>
+        <w:t>Компания</w:t>
+      </w:r>
+      <w:r>
+        <w:rPr>
+          <w:rFonts w:ascii="Times New Roman" w:hAnsi="Times New Roman" w:cs="Times New Roman"/>
+          <w:sz w:val="28"/>
+          <w:szCs w:val="28"/>
+        </w:rPr>
+        <w:t>.</w:t>
+      </w:r>
+    </w:p>
+    <w:p>
+      <w:pPr>
+        <w:pStyle w:val="a3"/>
+        <w:tabs>
+          <w:tab w:val="left" w:pos="851"/>
+        </w:tabs>
+        <w:spacing w:after="0" w:line="360" w:lineRule="auto"/>
+        <w:ind w:left="0" w:firstLine="567"/>
+        <w:rPr>
+          <w:rFonts w:ascii="Times New Roman" w:hAnsi="Times New Roman" w:cs="Times New Roman"/>
+          <w:sz w:val="28"/>
+          <w:szCs w:val="28"/>
+        </w:rPr>
+      </w:pPr>
+      <w:r>
+        <w:rPr>
+          <w:rFonts w:ascii="Times New Roman" w:hAnsi="Times New Roman" w:cs="Times New Roman"/>
+          <w:sz w:val="28"/>
+          <w:szCs w:val="28"/>
+        </w:rPr>
+        <w:t>Консультант может выполнять следующие задачи:</w:t>
+      </w:r>
+    </w:p>
+    <w:p>
+      <w:pPr>
+        <w:pStyle w:val="a3"/>
+        <w:numPr>
+          <w:ilvl w:val="0"/>
+          <w:numId w:val="3"/>
+        </w:numPr>
+        <w:tabs>
+          <w:tab w:val="left" w:pos="851"/>
+        </w:tabs>
+        <w:spacing w:after="0" w:line="360" w:lineRule="auto"/>
+        <w:ind w:left="0" w:firstLine="567"/>
+        <w:rPr>
+          <w:rFonts w:ascii="Times New Roman" w:hAnsi="Times New Roman" w:cs="Times New Roman"/>
+          <w:sz w:val="28"/>
+          <w:szCs w:val="28"/>
+        </w:rPr>
+      </w:pPr>
+      <w:r>
+        <w:rPr>
+          <w:rFonts w:ascii="Times New Roman" w:hAnsi="Times New Roman" w:cs="Times New Roman"/>
+          <w:sz w:val="28"/>
+          <w:szCs w:val="28"/>
+        </w:rPr>
+        <w:t>Просматривать и редактировать список заказов;</w:t>
+      </w:r>
+    </w:p>
+    <w:p>
+      <w:pPr>
+        <w:pStyle w:val="a3"/>
+        <w:numPr>
+          <w:ilvl w:val="0"/>
+          <w:numId w:val="3"/>
+        </w:numPr>
+        <w:tabs>
+          <w:tab w:val="left" w:pos="851"/>
+        </w:tabs>
+        <w:spacing w:after="0" w:line="360" w:lineRule="auto"/>
+        <w:ind w:left="0" w:firstLine="567"/>
+        <w:rPr>
+          <w:rFonts w:ascii="Times New Roman" w:hAnsi="Times New Roman" w:cs="Times New Roman"/>
+          <w:sz w:val="28"/>
+          <w:szCs w:val="28"/>
+        </w:rPr>
+      </w:pPr>
+      <w:r>
+        <w:rPr>
+          <w:rFonts w:ascii="Times New Roman" w:hAnsi="Times New Roman" w:cs="Times New Roman"/>
+          <w:sz w:val="28"/>
+          <w:szCs w:val="28"/>
+        </w:rPr>
+        <w:t>Просматривать и редактировать список клиентов;</w:t>
+      </w:r>
+    </w:p>
+    <w:p>
+      <w:pPr>
+        <w:pStyle w:val="a3"/>
+        <w:numPr>
+          <w:ilvl w:val="0"/>
+          <w:numId w:val="3"/>
+        </w:numPr>
+        <w:tabs>
+          <w:tab w:val="left" w:pos="851"/>
+        </w:tabs>
+        <w:spacing w:after="0" w:line="360" w:lineRule="auto"/>
+        <w:ind w:left="0" w:firstLine="567"/>
+        <w:rPr>
+          <w:rFonts w:ascii="Times New Roman" w:hAnsi="Times New Roman" w:cs="Times New Roman"/>
+          <w:sz w:val="28"/>
+          <w:szCs w:val="28"/>
+        </w:rPr>
+      </w:pPr>
+      <w:r>
+        <w:rPr>
+          <w:rFonts w:ascii="Times New Roman" w:hAnsi="Times New Roman" w:cs="Times New Roman"/>
+          <w:sz w:val="28"/>
+          <w:szCs w:val="28"/>
+        </w:rPr>
+        <w:t>Просматривать список бумаги;</w:t>
+      </w:r>
+    </w:p>
+    <w:p>
+      <w:pPr>
+        <w:pStyle w:val="a3"/>
+        <w:numPr>
+          <w:ilvl w:val="0"/>
+          <w:numId w:val="3"/>
+        </w:numPr>
+        <w:tabs>
+          <w:tab w:val="left" w:pos="851"/>
+        </w:tabs>
+        <w:spacing w:after="0" w:line="360" w:lineRule="auto"/>
+        <w:ind w:left="0" w:firstLine="567"/>
+        <w:rPr>
+          <w:rFonts w:ascii="Times New Roman" w:hAnsi="Times New Roman" w:cs="Times New Roman"/>
+          <w:sz w:val="28"/>
+          <w:szCs w:val="28"/>
+        </w:rPr>
+      </w:pPr>
+      <w:r>
+        <w:rPr>
+          <w:rFonts w:ascii="Times New Roman" w:hAnsi="Times New Roman" w:cs="Times New Roman"/>
+          <w:sz w:val="28"/>
+          <w:szCs w:val="28"/>
+        </w:rPr>
+        <w:t>Просматривать список красок;</w:t>
+      </w:r>
+    </w:p>
+    <w:p>
+      <w:pPr>
+        <w:pStyle w:val="a3"/>
+        <w:numPr>
+          <w:ilvl w:val="0"/>
+          <w:numId w:val="3"/>
+        </w:numPr>
+        <w:tabs>
+          <w:tab w:val="left" w:pos="851"/>
+        </w:tabs>
+        <w:spacing w:after="0" w:line="360" w:lineRule="auto"/>
+        <w:ind w:left="0" w:firstLine="567"/>
+        <w:rPr>
+          <w:rFonts w:ascii="Times New Roman" w:hAnsi="Times New Roman" w:cs="Times New Roman"/>
+          <w:sz w:val="28"/>
+          <w:szCs w:val="28"/>
+        </w:rPr>
+      </w:pPr>
+      <w:r>
+        <w:rPr>
+          <w:rFonts w:ascii="Times New Roman" w:hAnsi="Times New Roman" w:cs="Times New Roman"/>
+          <w:sz w:val="28"/>
+          <w:szCs w:val="28"/>
+        </w:rPr>
+        <w:t>Просматривать список станков</w:t>
+      </w:r>
+      <w:r>
+        <w:rPr>
+          <w:rFonts w:ascii="Times New Roman" w:hAnsi="Times New Roman" w:cs="Times New Roman"/>
+          <w:sz w:val="28"/>
+          <w:szCs w:val="28"/>
+        </w:rPr>
+        <w:t>.</w:t>
+      </w:r>
+    </w:p>
+    <w:p>
+      <w:pPr>
+        <w:tabs>
+          <w:tab w:val="left" w:pos="851"/>
+        </w:tabs>
         <w:spacing w:after="0" w:line="360" w:lineRule="auto"/>
         <w:ind w:firstLine="567"/>
         <w:rPr>
@@ -1702,154 +2481,305 @@
           <w:sz w:val="28"/>
           <w:szCs w:val="28"/>
         </w:rPr>
-        <w:t>Входными данными для системы являются:</w:t>
-      </w:r>
-    </w:p>
-    <w:p>
-      <w:pPr>
-        <w:pStyle w:val="a3"/>
-        <w:numPr>
-          <w:ilvl w:val="0"/>
-          <w:numId w:val="1"/>
-        </w:numPr>
-        <w:tabs>
-          <w:tab w:val="left" w:pos="851"/>
-        </w:tabs>
-        <w:spacing w:after="0" w:line="360" w:lineRule="auto"/>
-        <w:ind w:left="0" w:firstLine="567"/>
-        <w:rPr>
-          <w:rFonts w:ascii="Times New Roman" w:hAnsi="Times New Roman" w:cs="Times New Roman"/>
-          <w:sz w:val="28"/>
-          <w:szCs w:val="28"/>
-        </w:rPr>
-      </w:pPr>
-      <w:r>
-        <w:rPr>
-          <w:rFonts w:ascii="Times New Roman" w:hAnsi="Times New Roman" w:cs="Times New Roman"/>
-          <w:sz w:val="28"/>
-          <w:szCs w:val="28"/>
-        </w:rPr>
-        <w:t>Список сотрудников;</w:t>
-      </w:r>
-    </w:p>
-    <w:p>
-      <w:pPr>
-        <w:pStyle w:val="a3"/>
-        <w:numPr>
-          <w:ilvl w:val="0"/>
-          <w:numId w:val="1"/>
-        </w:numPr>
-        <w:tabs>
-          <w:tab w:val="left" w:pos="851"/>
-        </w:tabs>
-        <w:spacing w:after="0" w:line="360" w:lineRule="auto"/>
-        <w:ind w:left="0" w:firstLine="567"/>
-        <w:rPr>
-          <w:rFonts w:ascii="Times New Roman" w:hAnsi="Times New Roman" w:cs="Times New Roman"/>
-          <w:sz w:val="28"/>
-          <w:szCs w:val="28"/>
-        </w:rPr>
-      </w:pPr>
-      <w:r>
-        <w:rPr>
-          <w:rFonts w:ascii="Times New Roman" w:hAnsi="Times New Roman" w:cs="Times New Roman"/>
-          <w:sz w:val="28"/>
-          <w:szCs w:val="28"/>
-        </w:rPr>
-        <w:t>Список клиентов;</w:t>
-      </w:r>
-    </w:p>
-    <w:p>
-      <w:pPr>
-        <w:pStyle w:val="a3"/>
-        <w:numPr>
-          <w:ilvl w:val="0"/>
-          <w:numId w:val="1"/>
-        </w:numPr>
-        <w:tabs>
-          <w:tab w:val="left" w:pos="851"/>
-        </w:tabs>
-        <w:spacing w:after="0" w:line="360" w:lineRule="auto"/>
-        <w:ind w:left="0" w:firstLine="567"/>
-        <w:rPr>
-          <w:rFonts w:ascii="Times New Roman" w:hAnsi="Times New Roman" w:cs="Times New Roman"/>
-          <w:sz w:val="28"/>
-          <w:szCs w:val="28"/>
-        </w:rPr>
-      </w:pPr>
-      <w:r>
-        <w:rPr>
-          <w:rFonts w:ascii="Times New Roman" w:hAnsi="Times New Roman" w:cs="Times New Roman"/>
-          <w:sz w:val="28"/>
-          <w:szCs w:val="28"/>
-        </w:rPr>
-        <w:t>Список компаний;</w:t>
-      </w:r>
-    </w:p>
-    <w:p>
-      <w:pPr>
-        <w:pStyle w:val="a3"/>
-        <w:tabs>
-          <w:tab w:val="left" w:pos="851"/>
-        </w:tabs>
-        <w:spacing w:after="0" w:line="360" w:lineRule="auto"/>
-        <w:ind w:left="567"/>
-        <w:rPr>
-          <w:rFonts w:ascii="Times New Roman" w:hAnsi="Times New Roman" w:cs="Times New Roman"/>
-          <w:sz w:val="28"/>
-          <w:szCs w:val="28"/>
-        </w:rPr>
-      </w:pPr>
-      <w:r>
-        <w:rPr>
-          <w:rFonts w:ascii="Times New Roman" w:hAnsi="Times New Roman" w:cs="Times New Roman"/>
-          <w:sz w:val="28"/>
-          <w:szCs w:val="28"/>
-        </w:rPr>
-        <w:t>Выходными данными для системы являются:</w:t>
-      </w:r>
-    </w:p>
-    <w:p>
-      <w:pPr>
-        <w:pStyle w:val="a3"/>
-        <w:numPr>
-          <w:ilvl w:val="0"/>
-          <w:numId w:val="2"/>
-        </w:numPr>
-        <w:tabs>
-          <w:tab w:val="left" w:pos="851"/>
-        </w:tabs>
-        <w:spacing w:after="0" w:line="360" w:lineRule="auto"/>
-        <w:ind w:left="0" w:firstLine="567"/>
-        <w:rPr>
-          <w:rFonts w:ascii="Times New Roman" w:hAnsi="Times New Roman" w:cs="Times New Roman"/>
-          <w:sz w:val="28"/>
-          <w:szCs w:val="28"/>
-        </w:rPr>
-      </w:pPr>
-      <w:r>
-        <w:rPr>
-          <w:rFonts w:ascii="Times New Roman" w:hAnsi="Times New Roman" w:cs="Times New Roman"/>
-          <w:sz w:val="28"/>
-          <w:szCs w:val="28"/>
-        </w:rPr>
-        <w:t>Договор на изготовление полиграф</w:t>
-      </w:r>
-      <w:r>
-        <w:rPr>
-          <w:rFonts w:ascii="Times New Roman" w:hAnsi="Times New Roman" w:cs="Times New Roman"/>
-          <w:sz w:val="28"/>
-          <w:szCs w:val="28"/>
-        </w:rPr>
-        <w:t>иче</w:t>
-      </w:r>
-      <w:r>
-        <w:rPr>
-          <w:rFonts w:ascii="Times New Roman" w:hAnsi="Times New Roman" w:cs="Times New Roman"/>
-          <w:sz w:val="28"/>
-          <w:szCs w:val="28"/>
-        </w:rPr>
-        <w:t>ской продукции</w:t>
+        <w:tab/>
+      </w:r>
+      <w:r>
+        <w:rPr>
+          <w:rFonts w:ascii="Times New Roman" w:hAnsi="Times New Roman" w:cs="Times New Roman"/>
+          <w:sz w:val="28"/>
+          <w:szCs w:val="28"/>
+        </w:rPr>
+        <w:t>Администратор</w:t>
+      </w:r>
+      <w:r>
+        <w:rPr>
+          <w:rFonts w:ascii="Times New Roman" w:hAnsi="Times New Roman" w:cs="Times New Roman"/>
+          <w:sz w:val="28"/>
+          <w:szCs w:val="28"/>
+        </w:rPr>
+        <w:t xml:space="preserve"> может выполнять следующие задачи:</w:t>
+      </w:r>
+    </w:p>
+    <w:p>
+      <w:pPr>
+        <w:pStyle w:val="a3"/>
+        <w:numPr>
+          <w:ilvl w:val="0"/>
+          <w:numId w:val="4"/>
+        </w:numPr>
+        <w:tabs>
+          <w:tab w:val="left" w:pos="851"/>
+        </w:tabs>
+        <w:spacing w:after="0" w:line="360" w:lineRule="auto"/>
+        <w:ind w:left="0" w:firstLine="567"/>
+        <w:rPr>
+          <w:rFonts w:ascii="Times New Roman" w:hAnsi="Times New Roman" w:cs="Times New Roman"/>
+          <w:sz w:val="28"/>
+          <w:szCs w:val="28"/>
+        </w:rPr>
+      </w:pPr>
+      <w:r>
+        <w:rPr>
+          <w:rFonts w:ascii="Times New Roman" w:hAnsi="Times New Roman" w:cs="Times New Roman"/>
+          <w:sz w:val="28"/>
+          <w:szCs w:val="28"/>
+        </w:rPr>
+        <w:t>Просматривать и редактировать список сотрудников;</w:t>
+      </w:r>
+    </w:p>
+    <w:p>
+      <w:pPr>
+        <w:pStyle w:val="a3"/>
+        <w:numPr>
+          <w:ilvl w:val="0"/>
+          <w:numId w:val="4"/>
+        </w:numPr>
+        <w:tabs>
+          <w:tab w:val="left" w:pos="851"/>
+        </w:tabs>
+        <w:spacing w:after="0" w:line="360" w:lineRule="auto"/>
+        <w:ind w:left="0" w:firstLine="567"/>
+        <w:rPr>
+          <w:rFonts w:ascii="Times New Roman" w:hAnsi="Times New Roman" w:cs="Times New Roman"/>
+          <w:sz w:val="28"/>
+          <w:szCs w:val="28"/>
+        </w:rPr>
+      </w:pPr>
+      <w:r>
+        <w:rPr>
+          <w:rFonts w:ascii="Times New Roman" w:hAnsi="Times New Roman" w:cs="Times New Roman"/>
+          <w:sz w:val="28"/>
+          <w:szCs w:val="28"/>
+        </w:rPr>
+        <w:t>Просматривать список заказов;</w:t>
+      </w:r>
+    </w:p>
+    <w:p>
+      <w:pPr>
+        <w:pStyle w:val="a3"/>
+        <w:numPr>
+          <w:ilvl w:val="0"/>
+          <w:numId w:val="4"/>
+        </w:numPr>
+        <w:tabs>
+          <w:tab w:val="left" w:pos="851"/>
+        </w:tabs>
+        <w:spacing w:after="0" w:line="360" w:lineRule="auto"/>
+        <w:ind w:left="0" w:firstLine="567"/>
+        <w:rPr>
+          <w:rFonts w:ascii="Times New Roman" w:hAnsi="Times New Roman" w:cs="Times New Roman"/>
+          <w:sz w:val="28"/>
+          <w:szCs w:val="28"/>
+        </w:rPr>
+      </w:pPr>
+      <w:r>
+        <w:rPr>
+          <w:rFonts w:ascii="Times New Roman" w:hAnsi="Times New Roman" w:cs="Times New Roman"/>
+          <w:sz w:val="28"/>
+          <w:szCs w:val="28"/>
+        </w:rPr>
+        <w:t>Просматривать и редактировать список станков;</w:t>
+      </w:r>
+    </w:p>
+    <w:p>
+      <w:pPr>
+        <w:pStyle w:val="a3"/>
+        <w:numPr>
+          <w:ilvl w:val="0"/>
+          <w:numId w:val="4"/>
+        </w:numPr>
+        <w:tabs>
+          <w:tab w:val="left" w:pos="851"/>
+        </w:tabs>
+        <w:spacing w:after="0" w:line="360" w:lineRule="auto"/>
+        <w:ind w:left="0" w:firstLine="567"/>
+        <w:rPr>
+          <w:rFonts w:ascii="Times New Roman" w:hAnsi="Times New Roman" w:cs="Times New Roman"/>
+          <w:sz w:val="28"/>
+          <w:szCs w:val="28"/>
+        </w:rPr>
+      </w:pPr>
+      <w:r>
+        <w:rPr>
+          <w:rFonts w:ascii="Times New Roman" w:hAnsi="Times New Roman" w:cs="Times New Roman"/>
+          <w:sz w:val="28"/>
+          <w:szCs w:val="28"/>
+        </w:rPr>
+        <w:t>Просматривать и редактировать список бумаги;</w:t>
+      </w:r>
+    </w:p>
+    <w:p>
+      <w:pPr>
+        <w:pStyle w:val="a3"/>
+        <w:numPr>
+          <w:ilvl w:val="0"/>
+          <w:numId w:val="4"/>
+        </w:numPr>
+        <w:tabs>
+          <w:tab w:val="left" w:pos="851"/>
+        </w:tabs>
+        <w:spacing w:after="0" w:line="360" w:lineRule="auto"/>
+        <w:ind w:left="0" w:firstLine="567"/>
+        <w:rPr>
+          <w:rFonts w:ascii="Times New Roman" w:hAnsi="Times New Roman" w:cs="Times New Roman"/>
+          <w:sz w:val="28"/>
+          <w:szCs w:val="28"/>
+        </w:rPr>
+      </w:pPr>
+      <w:r>
+        <w:rPr>
+          <w:rFonts w:ascii="Times New Roman" w:hAnsi="Times New Roman" w:cs="Times New Roman"/>
+          <w:sz w:val="28"/>
+          <w:szCs w:val="28"/>
+        </w:rPr>
+        <w:t>Просматривать и редактировать список красок;</w:t>
+      </w:r>
+    </w:p>
+    <w:p>
+      <w:pPr>
+        <w:pStyle w:val="a3"/>
+        <w:numPr>
+          <w:ilvl w:val="0"/>
+          <w:numId w:val="4"/>
+        </w:numPr>
+        <w:tabs>
+          <w:tab w:val="left" w:pos="851"/>
+        </w:tabs>
+        <w:spacing w:after="0" w:line="360" w:lineRule="auto"/>
+        <w:ind w:left="0" w:firstLine="567"/>
+        <w:rPr>
+          <w:rFonts w:ascii="Times New Roman" w:hAnsi="Times New Roman" w:cs="Times New Roman"/>
+          <w:sz w:val="28"/>
+          <w:szCs w:val="28"/>
+        </w:rPr>
+      </w:pPr>
+      <w:r>
+        <w:rPr>
+          <w:rFonts w:ascii="Times New Roman" w:hAnsi="Times New Roman" w:cs="Times New Roman"/>
+          <w:sz w:val="28"/>
+          <w:szCs w:val="28"/>
+        </w:rPr>
+        <w:t>Просматривать список компаний;</w:t>
+      </w:r>
+    </w:p>
+    <w:p>
+      <w:pPr>
+        <w:pStyle w:val="a3"/>
+        <w:numPr>
+          <w:ilvl w:val="0"/>
+          <w:numId w:val="4"/>
+        </w:numPr>
+        <w:tabs>
+          <w:tab w:val="left" w:pos="851"/>
+        </w:tabs>
+        <w:spacing w:after="0" w:line="360" w:lineRule="auto"/>
+        <w:ind w:left="0" w:firstLine="567"/>
+        <w:rPr>
+          <w:rFonts w:ascii="Times New Roman" w:hAnsi="Times New Roman" w:cs="Times New Roman"/>
+          <w:sz w:val="28"/>
+          <w:szCs w:val="28"/>
+        </w:rPr>
+      </w:pPr>
+      <w:r>
+        <w:rPr>
+          <w:rFonts w:ascii="Times New Roman" w:hAnsi="Times New Roman" w:cs="Times New Roman"/>
+          <w:sz w:val="28"/>
+          <w:szCs w:val="28"/>
+        </w:rPr>
+        <w:t>Просматривать список клиентов</w:t>
+      </w:r>
+      <w:r>
+        <w:rPr>
+          <w:rFonts w:ascii="Times New Roman" w:hAnsi="Times New Roman" w:cs="Times New Roman"/>
+          <w:sz w:val="28"/>
+          <w:szCs w:val="28"/>
+        </w:rPr>
+        <w:t>.</w:t>
+      </w:r>
+    </w:p>
+    <w:p>
+      <w:pPr>
+        <w:pStyle w:val="a3"/>
+        <w:tabs>
+          <w:tab w:val="left" w:pos="851"/>
+        </w:tabs>
+        <w:spacing w:after="0" w:line="360" w:lineRule="auto"/>
+        <w:ind w:left="0" w:firstLine="567"/>
+        <w:rPr>
+          <w:rFonts w:ascii="Times New Roman" w:hAnsi="Times New Roman" w:cs="Times New Roman"/>
+          <w:sz w:val="28"/>
+          <w:szCs w:val="28"/>
+        </w:rPr>
+      </w:pPr>
+      <w:r>
+        <w:rPr>
+          <w:rFonts w:ascii="Times New Roman" w:hAnsi="Times New Roman" w:cs="Times New Roman"/>
+          <w:sz w:val="28"/>
+          <w:szCs w:val="28"/>
+        </w:rPr>
+        <w:t>Оператор станка может выполнять следующие задачи:</w:t>
+      </w:r>
+    </w:p>
+    <w:p>
+      <w:pPr>
+        <w:pStyle w:val="a3"/>
+        <w:numPr>
+          <w:ilvl w:val="0"/>
+          <w:numId w:val="4"/>
+        </w:numPr>
+        <w:tabs>
+          <w:tab w:val="left" w:pos="851"/>
+        </w:tabs>
+        <w:spacing w:after="0" w:line="360" w:lineRule="auto"/>
+        <w:ind w:left="0" w:firstLine="567"/>
+        <w:rPr>
+          <w:rFonts w:ascii="Times New Roman" w:hAnsi="Times New Roman" w:cs="Times New Roman"/>
+          <w:sz w:val="28"/>
+          <w:szCs w:val="28"/>
+        </w:rPr>
+      </w:pPr>
+      <w:r>
+        <w:rPr>
+          <w:rFonts w:ascii="Times New Roman" w:hAnsi="Times New Roman" w:cs="Times New Roman"/>
+          <w:sz w:val="28"/>
+          <w:szCs w:val="28"/>
+        </w:rPr>
+        <w:t>Просматривать и редактировать список заказов;</w:t>
+      </w:r>
+    </w:p>
+    <w:p>
+      <w:pPr>
+        <w:pStyle w:val="a3"/>
+        <w:numPr>
+          <w:ilvl w:val="0"/>
+          <w:numId w:val="4"/>
+        </w:numPr>
+        <w:tabs>
+          <w:tab w:val="left" w:pos="851"/>
+        </w:tabs>
+        <w:spacing w:after="0" w:line="360" w:lineRule="auto"/>
+        <w:ind w:left="0" w:firstLine="567"/>
+        <w:rPr>
+          <w:rFonts w:ascii="Times New Roman" w:hAnsi="Times New Roman" w:cs="Times New Roman"/>
+          <w:sz w:val="28"/>
+          <w:szCs w:val="28"/>
+        </w:rPr>
+      </w:pPr>
+      <w:r>
+        <w:rPr>
+          <w:rFonts w:ascii="Times New Roman" w:hAnsi="Times New Roman" w:cs="Times New Roman"/>
+          <w:sz w:val="28"/>
+          <w:szCs w:val="28"/>
+        </w:rPr>
+        <w:t xml:space="preserve">Просматривать и редактировать </w:t>
+      </w:r>
+      <w:r>
+        <w:rPr>
+          <w:rFonts w:ascii="Times New Roman" w:hAnsi="Times New Roman" w:cs="Times New Roman"/>
+          <w:sz w:val="28"/>
+          <w:szCs w:val="28"/>
+        </w:rPr>
+        <w:t>список станков</w:t>
       </w:r>
       <w:r>
         <w:rPr>
@@ -1865,242 +2795,7 @@
         <w:pStyle w:val="a3"/>
         <w:numPr>
           <w:ilvl w:val="0"/>
-          <w:numId w:val="2"/>
-        </w:numPr>
-        <w:tabs>
-          <w:tab w:val="left" w:pos="851"/>
-        </w:tabs>
-        <w:spacing w:after="0" w:line="360" w:lineRule="auto"/>
-        <w:ind w:left="0" w:firstLine="567"/>
-        <w:rPr>
-          <w:rFonts w:ascii="Times New Roman" w:hAnsi="Times New Roman" w:cs="Times New Roman"/>
-          <w:sz w:val="28"/>
-          <w:szCs w:val="28"/>
-        </w:rPr>
-      </w:pPr>
-      <w:r>
-        <w:rPr>
-          <w:rFonts w:ascii="Times New Roman" w:hAnsi="Times New Roman" w:cs="Times New Roman"/>
-          <w:sz w:val="28"/>
-          <w:szCs w:val="28"/>
-        </w:rPr>
-        <w:t>Отчет за определенный период;</w:t>
-      </w:r>
-    </w:p>
-    <w:p>
-      <w:pPr>
-        <w:pStyle w:val="a3"/>
-        <w:tabs>
-          <w:tab w:val="left" w:pos="851"/>
-        </w:tabs>
-        <w:spacing w:after="0" w:line="360" w:lineRule="auto"/>
-        <w:ind w:left="0" w:firstLine="567"/>
-        <w:rPr>
-          <w:rFonts w:ascii="Times New Roman" w:hAnsi="Times New Roman" w:cs="Times New Roman"/>
-          <w:sz w:val="28"/>
-          <w:szCs w:val="28"/>
-        </w:rPr>
-      </w:pPr>
-      <w:r>
-        <w:rPr>
-          <w:rFonts w:ascii="Times New Roman" w:hAnsi="Times New Roman" w:cs="Times New Roman"/>
-          <w:sz w:val="28"/>
-          <w:szCs w:val="28"/>
-        </w:rPr>
-        <w:t>С данной информационной системой могут работать следующие группы пользователей:</w:t>
-      </w:r>
-    </w:p>
-    <w:p>
-      <w:pPr>
-        <w:pStyle w:val="a3"/>
-        <w:numPr>
-          <w:ilvl w:val="0"/>
-          <w:numId w:val="2"/>
-        </w:numPr>
-        <w:tabs>
-          <w:tab w:val="left" w:pos="851"/>
-        </w:tabs>
-        <w:spacing w:after="0" w:line="360" w:lineRule="auto"/>
-        <w:ind w:left="0" w:firstLine="567"/>
-        <w:rPr>
-          <w:rFonts w:ascii="Times New Roman" w:hAnsi="Times New Roman" w:cs="Times New Roman"/>
-          <w:sz w:val="28"/>
-          <w:szCs w:val="28"/>
-        </w:rPr>
-      </w:pPr>
-      <w:r>
-        <w:rPr>
-          <w:rFonts w:ascii="Times New Roman" w:hAnsi="Times New Roman" w:cs="Times New Roman"/>
-          <w:sz w:val="28"/>
-          <w:szCs w:val="28"/>
-        </w:rPr>
-        <w:t>Консультант;</w:t>
-      </w:r>
-    </w:p>
-    <w:p>
-      <w:pPr>
-        <w:pStyle w:val="a3"/>
-        <w:numPr>
-          <w:ilvl w:val="0"/>
-          <w:numId w:val="2"/>
-        </w:numPr>
-        <w:tabs>
-          <w:tab w:val="left" w:pos="851"/>
-        </w:tabs>
-        <w:spacing w:after="0" w:line="360" w:lineRule="auto"/>
-        <w:ind w:left="0" w:firstLine="567"/>
-        <w:rPr>
-          <w:rFonts w:ascii="Times New Roman" w:hAnsi="Times New Roman" w:cs="Times New Roman"/>
-          <w:sz w:val="28"/>
-          <w:szCs w:val="28"/>
-        </w:rPr>
-      </w:pPr>
-      <w:r>
-        <w:rPr>
-          <w:rFonts w:ascii="Times New Roman" w:hAnsi="Times New Roman" w:cs="Times New Roman"/>
-          <w:sz w:val="28"/>
-          <w:szCs w:val="28"/>
-        </w:rPr>
-        <w:t>Администратор;</w:t>
-      </w:r>
-    </w:p>
-    <w:p>
-      <w:pPr>
-        <w:pStyle w:val="a3"/>
-        <w:numPr>
-          <w:ilvl w:val="0"/>
-          <w:numId w:val="2"/>
-        </w:numPr>
-        <w:tabs>
-          <w:tab w:val="left" w:pos="851"/>
-        </w:tabs>
-        <w:spacing w:after="0" w:line="360" w:lineRule="auto"/>
-        <w:ind w:left="0" w:firstLine="567"/>
-        <w:rPr>
-          <w:rFonts w:ascii="Times New Roman" w:hAnsi="Times New Roman" w:cs="Times New Roman"/>
-          <w:sz w:val="28"/>
-          <w:szCs w:val="28"/>
-        </w:rPr>
-      </w:pPr>
-      <w:r>
-        <w:rPr>
-          <w:rFonts w:ascii="Times New Roman" w:hAnsi="Times New Roman" w:cs="Times New Roman"/>
-          <w:sz w:val="28"/>
-          <w:szCs w:val="28"/>
-        </w:rPr>
-        <w:t>Оператор станка;</w:t>
-      </w:r>
-    </w:p>
-    <w:p>
-      <w:pPr>
-        <w:pStyle w:val="a3"/>
-        <w:numPr>
-          <w:ilvl w:val="0"/>
-          <w:numId w:val="2"/>
-        </w:numPr>
-        <w:tabs>
-          <w:tab w:val="left" w:pos="851"/>
-        </w:tabs>
-        <w:spacing w:after="0" w:line="360" w:lineRule="auto"/>
-        <w:ind w:left="0" w:firstLine="567"/>
-        <w:rPr>
-          <w:rFonts w:ascii="Times New Roman" w:hAnsi="Times New Roman" w:cs="Times New Roman"/>
-          <w:sz w:val="28"/>
-          <w:szCs w:val="28"/>
-        </w:rPr>
-      </w:pPr>
-      <w:r>
-        <w:rPr>
-          <w:rFonts w:ascii="Times New Roman" w:hAnsi="Times New Roman" w:cs="Times New Roman"/>
-          <w:sz w:val="28"/>
-          <w:szCs w:val="28"/>
-        </w:rPr>
-        <w:t>Компания;</w:t>
-      </w:r>
-    </w:p>
-    <w:p>
-      <w:pPr>
-        <w:pStyle w:val="a3"/>
-        <w:tabs>
-          <w:tab w:val="left" w:pos="851"/>
-        </w:tabs>
-        <w:spacing w:after="0" w:line="360" w:lineRule="auto"/>
-        <w:ind w:left="0" w:firstLine="567"/>
-        <w:rPr>
-          <w:rFonts w:ascii="Times New Roman" w:hAnsi="Times New Roman" w:cs="Times New Roman"/>
-          <w:sz w:val="28"/>
-          <w:szCs w:val="28"/>
-        </w:rPr>
-      </w:pPr>
-      <w:r>
-        <w:rPr>
-          <w:rFonts w:ascii="Times New Roman" w:hAnsi="Times New Roman" w:cs="Times New Roman"/>
-          <w:sz w:val="28"/>
-          <w:szCs w:val="28"/>
-        </w:rPr>
-        <w:t>Консультант может выполнять следующие задачи:</w:t>
-      </w:r>
-    </w:p>
-    <w:p>
-      <w:pPr>
-        <w:pStyle w:val="a3"/>
-        <w:numPr>
-          <w:ilvl w:val="0"/>
-          <w:numId w:val="3"/>
-        </w:numPr>
-        <w:tabs>
-          <w:tab w:val="left" w:pos="851"/>
-        </w:tabs>
-        <w:spacing w:after="0" w:line="360" w:lineRule="auto"/>
-        <w:ind w:left="0" w:firstLine="567"/>
-        <w:rPr>
-          <w:rFonts w:ascii="Times New Roman" w:hAnsi="Times New Roman" w:cs="Times New Roman"/>
-          <w:sz w:val="28"/>
-          <w:szCs w:val="28"/>
-        </w:rPr>
-      </w:pPr>
-      <w:r>
-        <w:rPr>
-          <w:rFonts w:ascii="Times New Roman" w:hAnsi="Times New Roman" w:cs="Times New Roman"/>
-          <w:sz w:val="28"/>
-          <w:szCs w:val="28"/>
-        </w:rPr>
-        <w:t>Просматривать и редактировать список заказов;</w:t>
-      </w:r>
-    </w:p>
-    <w:p>
-      <w:pPr>
-        <w:pStyle w:val="a3"/>
-        <w:numPr>
-          <w:ilvl w:val="0"/>
-          <w:numId w:val="3"/>
-        </w:numPr>
-        <w:tabs>
-          <w:tab w:val="left" w:pos="851"/>
-        </w:tabs>
-        <w:spacing w:after="0" w:line="360" w:lineRule="auto"/>
-        <w:ind w:left="0" w:firstLine="567"/>
-        <w:rPr>
-          <w:rFonts w:ascii="Times New Roman" w:hAnsi="Times New Roman" w:cs="Times New Roman"/>
-          <w:sz w:val="28"/>
-          <w:szCs w:val="28"/>
-        </w:rPr>
-      </w:pPr>
-      <w:r>
-        <w:rPr>
-          <w:rFonts w:ascii="Times New Roman" w:hAnsi="Times New Roman" w:cs="Times New Roman"/>
-          <w:sz w:val="28"/>
-          <w:szCs w:val="28"/>
-        </w:rPr>
-        <w:t>Просматривать и редактировать список клиентов;</w:t>
-      </w:r>
-    </w:p>
-    <w:p>
-      <w:pPr>
-        <w:pStyle w:val="a3"/>
-        <w:numPr>
-          <w:ilvl w:val="0"/>
-          <w:numId w:val="3"/>
+          <w:numId w:val="4"/>
         </w:numPr>
         <w:tabs>
           <w:tab w:val="left" w:pos="851"/>
@@ -2127,98 +2822,6 @@
         <w:pStyle w:val="a3"/>
         <w:numPr>
           <w:ilvl w:val="0"/>
-          <w:numId w:val="3"/>
-        </w:numPr>
-        <w:tabs>
-          <w:tab w:val="left" w:pos="851"/>
-        </w:tabs>
-        <w:spacing w:after="0" w:line="360" w:lineRule="auto"/>
-        <w:ind w:left="0" w:firstLine="567"/>
-        <w:rPr>
-          <w:rFonts w:ascii="Times New Roman" w:hAnsi="Times New Roman" w:cs="Times New Roman"/>
-          <w:sz w:val="28"/>
-          <w:szCs w:val="28"/>
-        </w:rPr>
-      </w:pPr>
-      <w:r>
-        <w:rPr>
-          <w:rFonts w:ascii="Times New Roman" w:hAnsi="Times New Roman" w:cs="Times New Roman"/>
-          <w:sz w:val="28"/>
-          <w:szCs w:val="28"/>
-        </w:rPr>
-        <w:t>Просматривать список красок;</w:t>
-      </w:r>
-    </w:p>
-    <w:p>
-      <w:pPr>
-        <w:pStyle w:val="a3"/>
-        <w:numPr>
-          <w:ilvl w:val="0"/>
-          <w:numId w:val="3"/>
-        </w:numPr>
-        <w:tabs>
-          <w:tab w:val="left" w:pos="851"/>
-        </w:tabs>
-        <w:spacing w:after="0" w:line="360" w:lineRule="auto"/>
-        <w:ind w:left="0" w:firstLine="567"/>
-        <w:rPr>
-          <w:rFonts w:ascii="Times New Roman" w:hAnsi="Times New Roman" w:cs="Times New Roman"/>
-          <w:sz w:val="28"/>
-          <w:szCs w:val="28"/>
-        </w:rPr>
-      </w:pPr>
-      <w:r>
-        <w:rPr>
-          <w:rFonts w:ascii="Times New Roman" w:hAnsi="Times New Roman" w:cs="Times New Roman"/>
-          <w:sz w:val="28"/>
-          <w:szCs w:val="28"/>
-        </w:rPr>
-        <w:t>Просматривать список станков;</w:t>
-      </w:r>
-    </w:p>
-    <w:p>
-      <w:pPr>
-        <w:tabs>
-          <w:tab w:val="left" w:pos="851"/>
-        </w:tabs>
-        <w:spacing w:after="0" w:line="360" w:lineRule="auto"/>
-        <w:ind w:firstLine="567"/>
-        <w:rPr>
-          <w:rFonts w:ascii="Times New Roman" w:hAnsi="Times New Roman" w:cs="Times New Roman"/>
-          <w:sz w:val="28"/>
-          <w:szCs w:val="28"/>
-        </w:rPr>
-      </w:pPr>
-      <w:r>
-        <w:rPr>
-          <w:rFonts w:ascii="Times New Roman" w:hAnsi="Times New Roman" w:cs="Times New Roman"/>
-          <w:sz w:val="28"/>
-          <w:szCs w:val="28"/>
-        </w:rPr>
-        <w:tab/>
-      </w:r>
-      <w:r>
-        <w:rPr>
-          <w:rFonts w:ascii="Times New Roman" w:hAnsi="Times New Roman" w:cs="Times New Roman"/>
-          <w:sz w:val="28"/>
-          <w:szCs w:val="28"/>
-        </w:rPr>
-        <w:t>Администратор</w:t>
-      </w:r>
-      <w:r>
-        <w:rPr>
-          <w:rFonts w:ascii="Times New Roman" w:hAnsi="Times New Roman" w:cs="Times New Roman"/>
-          <w:sz w:val="28"/>
-          <w:szCs w:val="28"/>
-        </w:rPr>
-        <w:t xml:space="preserve"> может выполнять следующие задачи:</w:t>
-      </w:r>
-    </w:p>
-    <w:p>
-      <w:pPr>
-        <w:pStyle w:val="a3"/>
-        <w:numPr>
-          <w:ilvl w:val="0"/>
           <w:numId w:val="4"/>
         </w:numPr>
         <w:tabs>
@@ -2238,7 +2841,38 @@
           <w:sz w:val="28"/>
           <w:szCs w:val="28"/>
         </w:rPr>
-        <w:t>Просматривать и редактировать список сотрудников;</w:t>
+        <w:t>Просматривать список красок</w:t>
+      </w:r>
+      <w:r>
+        <w:rPr>
+          <w:rFonts w:ascii="Times New Roman" w:hAnsi="Times New Roman" w:cs="Times New Roman"/>
+          <w:sz w:val="28"/>
+          <w:szCs w:val="28"/>
+        </w:rPr>
+        <w:t>.</w:t>
+      </w:r>
+    </w:p>
+    <w:p>
+      <w:pPr>
+        <w:pStyle w:val="a3"/>
+        <w:tabs>
+          <w:tab w:val="left" w:pos="851"/>
+        </w:tabs>
+        <w:spacing w:after="0" w:line="360" w:lineRule="auto"/>
+        <w:ind w:left="0" w:firstLine="567"/>
+        <w:rPr>
+          <w:rFonts w:ascii="Times New Roman" w:hAnsi="Times New Roman" w:cs="Times New Roman"/>
+          <w:sz w:val="28"/>
+          <w:szCs w:val="28"/>
+        </w:rPr>
+      </w:pPr>
+      <w:r>
+        <w:rPr>
+          <w:rFonts w:ascii="Times New Roman" w:hAnsi="Times New Roman" w:cs="Times New Roman"/>
+          <w:sz w:val="28"/>
+          <w:szCs w:val="28"/>
+        </w:rPr>
+        <w:t>Компания может выполнять следующую задачу:</w:t>
       </w:r>
     </w:p>
     <w:p>
@@ -2265,340 +2899,15 @@
           <w:sz w:val="28"/>
           <w:szCs w:val="28"/>
         </w:rPr>
-        <w:lastRenderedPageBreak/>
-        <w:t>Просматривать список заказов;</w:t>
-      </w:r>
-    </w:p>
-    <w:p>
-      <w:pPr>
-        <w:pStyle w:val="a3"/>
-        <w:numPr>
-          <w:ilvl w:val="0"/>
-          <w:numId w:val="4"/>
-        </w:numPr>
-        <w:tabs>
-          <w:tab w:val="left" w:pos="851"/>
-        </w:tabs>
-        <w:spacing w:after="0" w:line="360" w:lineRule="auto"/>
-        <w:ind w:left="0" w:firstLine="567"/>
-        <w:rPr>
-          <w:rFonts w:ascii="Times New Roman" w:hAnsi="Times New Roman" w:cs="Times New Roman"/>
-          <w:sz w:val="28"/>
-          <w:szCs w:val="28"/>
-        </w:rPr>
-      </w:pPr>
-      <w:r>
-        <w:rPr>
-          <w:rFonts w:ascii="Times New Roman" w:hAnsi="Times New Roman" w:cs="Times New Roman"/>
-          <w:sz w:val="28"/>
-          <w:szCs w:val="28"/>
-        </w:rPr>
-        <w:t>Просматривать и редактировать список станков;</w:t>
-      </w:r>
-    </w:p>
-    <w:p>
-      <w:pPr>
-        <w:pStyle w:val="a3"/>
-        <w:numPr>
-          <w:ilvl w:val="0"/>
-          <w:numId w:val="4"/>
-        </w:numPr>
-        <w:tabs>
-          <w:tab w:val="left" w:pos="851"/>
-        </w:tabs>
-        <w:spacing w:after="0" w:line="360" w:lineRule="auto"/>
-        <w:ind w:left="0" w:firstLine="567"/>
-        <w:rPr>
-          <w:rFonts w:ascii="Times New Roman" w:hAnsi="Times New Roman" w:cs="Times New Roman"/>
-          <w:sz w:val="28"/>
-          <w:szCs w:val="28"/>
-        </w:rPr>
-      </w:pPr>
-      <w:r>
-        <w:rPr>
-          <w:rFonts w:ascii="Times New Roman" w:hAnsi="Times New Roman" w:cs="Times New Roman"/>
-          <w:sz w:val="28"/>
-          <w:szCs w:val="28"/>
-        </w:rPr>
-        <w:t>Просматривать и редактировать список бумаги;</w:t>
-      </w:r>
-    </w:p>
-    <w:p>
-      <w:pPr>
-        <w:pStyle w:val="a3"/>
-        <w:numPr>
-          <w:ilvl w:val="0"/>
-          <w:numId w:val="4"/>
-        </w:numPr>
-        <w:tabs>
-          <w:tab w:val="left" w:pos="851"/>
-        </w:tabs>
-        <w:spacing w:after="0" w:line="360" w:lineRule="auto"/>
-        <w:ind w:left="0" w:firstLine="567"/>
-        <w:rPr>
-          <w:rFonts w:ascii="Times New Roman" w:hAnsi="Times New Roman" w:cs="Times New Roman"/>
-          <w:sz w:val="28"/>
-          <w:szCs w:val="28"/>
-        </w:rPr>
-      </w:pPr>
-      <w:r>
-        <w:rPr>
-          <w:rFonts w:ascii="Times New Roman" w:hAnsi="Times New Roman" w:cs="Times New Roman"/>
-          <w:sz w:val="28"/>
-          <w:szCs w:val="28"/>
-        </w:rPr>
-        <w:t>Просматривать и редактировать список красок;</w:t>
-      </w:r>
-    </w:p>
-    <w:p>
-      <w:pPr>
-        <w:pStyle w:val="a3"/>
-        <w:numPr>
-          <w:ilvl w:val="0"/>
-          <w:numId w:val="4"/>
-        </w:numPr>
-        <w:tabs>
-          <w:tab w:val="left" w:pos="851"/>
-        </w:tabs>
-        <w:spacing w:after="0" w:line="360" w:lineRule="auto"/>
-        <w:ind w:left="0" w:firstLine="567"/>
-        <w:rPr>
-          <w:rFonts w:ascii="Times New Roman" w:hAnsi="Times New Roman" w:cs="Times New Roman"/>
-          <w:sz w:val="28"/>
-          <w:szCs w:val="28"/>
-        </w:rPr>
-      </w:pPr>
-      <w:r>
-        <w:rPr>
-          <w:rFonts w:ascii="Times New Roman" w:hAnsi="Times New Roman" w:cs="Times New Roman"/>
-          <w:sz w:val="28"/>
-          <w:szCs w:val="28"/>
-        </w:rPr>
-        <w:t>Просматривать список компаний;</w:t>
-      </w:r>
-    </w:p>
-    <w:p>
-      <w:pPr>
-        <w:pStyle w:val="a3"/>
-        <w:numPr>
-          <w:ilvl w:val="0"/>
-          <w:numId w:val="4"/>
-        </w:numPr>
-        <w:tabs>
-          <w:tab w:val="left" w:pos="851"/>
-        </w:tabs>
-        <w:spacing w:after="0" w:line="360" w:lineRule="auto"/>
-        <w:ind w:left="0" w:firstLine="567"/>
-        <w:rPr>
-          <w:rFonts w:ascii="Times New Roman" w:hAnsi="Times New Roman" w:cs="Times New Roman"/>
-          <w:sz w:val="28"/>
-          <w:szCs w:val="28"/>
-        </w:rPr>
-      </w:pPr>
-      <w:r>
-        <w:rPr>
-          <w:rFonts w:ascii="Times New Roman" w:hAnsi="Times New Roman" w:cs="Times New Roman"/>
-          <w:sz w:val="28"/>
-          <w:szCs w:val="28"/>
-        </w:rPr>
-        <w:t>Просматривать список клиентов;</w:t>
-      </w:r>
-    </w:p>
-    <w:p>
-      <w:pPr>
-        <w:pStyle w:val="a3"/>
-        <w:tabs>
-          <w:tab w:val="left" w:pos="851"/>
-        </w:tabs>
-        <w:spacing w:after="0" w:line="360" w:lineRule="auto"/>
-        <w:ind w:left="0" w:firstLine="567"/>
-        <w:rPr>
-          <w:rFonts w:ascii="Times New Roman" w:hAnsi="Times New Roman" w:cs="Times New Roman"/>
-          <w:sz w:val="28"/>
-          <w:szCs w:val="28"/>
-        </w:rPr>
-      </w:pPr>
-      <w:r>
-        <w:rPr>
-          <w:rFonts w:ascii="Times New Roman" w:hAnsi="Times New Roman" w:cs="Times New Roman"/>
-          <w:sz w:val="28"/>
-          <w:szCs w:val="28"/>
-        </w:rPr>
-        <w:t>Оператор станка может выполнять следующие задачи:</w:t>
-      </w:r>
-    </w:p>
-    <w:p>
-      <w:pPr>
-        <w:pStyle w:val="a3"/>
-        <w:numPr>
-          <w:ilvl w:val="0"/>
-          <w:numId w:val="4"/>
-        </w:numPr>
-        <w:tabs>
-          <w:tab w:val="left" w:pos="851"/>
-        </w:tabs>
-        <w:spacing w:after="0" w:line="360" w:lineRule="auto"/>
-        <w:ind w:left="0" w:firstLine="567"/>
-        <w:rPr>
-          <w:rFonts w:ascii="Times New Roman" w:hAnsi="Times New Roman" w:cs="Times New Roman"/>
-          <w:sz w:val="28"/>
-          <w:szCs w:val="28"/>
-        </w:rPr>
-      </w:pPr>
-      <w:r>
-        <w:rPr>
-          <w:rFonts w:ascii="Times New Roman" w:hAnsi="Times New Roman" w:cs="Times New Roman"/>
-          <w:sz w:val="28"/>
-          <w:szCs w:val="28"/>
-        </w:rPr>
-        <w:t>Просматривать и редактировать список заказов;</w:t>
-      </w:r>
-    </w:p>
-    <w:p>
-      <w:pPr>
-        <w:pStyle w:val="a3"/>
-        <w:numPr>
-          <w:ilvl w:val="0"/>
-          <w:numId w:val="4"/>
-        </w:numPr>
-        <w:tabs>
-          <w:tab w:val="left" w:pos="851"/>
-        </w:tabs>
-        <w:spacing w:after="0" w:line="360" w:lineRule="auto"/>
-        <w:ind w:left="0" w:firstLine="567"/>
-        <w:rPr>
-          <w:rFonts w:ascii="Times New Roman" w:hAnsi="Times New Roman" w:cs="Times New Roman"/>
-          <w:sz w:val="28"/>
-          <w:szCs w:val="28"/>
-        </w:rPr>
-      </w:pPr>
-      <w:r>
-        <w:rPr>
-          <w:rFonts w:ascii="Times New Roman" w:hAnsi="Times New Roman" w:cs="Times New Roman"/>
-          <w:sz w:val="28"/>
-          <w:szCs w:val="28"/>
-        </w:rPr>
-        <w:t xml:space="preserve">Просматривать и редактировать </w:t>
-      </w:r>
-      <w:r>
-        <w:rPr>
-          <w:rFonts w:ascii="Times New Roman" w:hAnsi="Times New Roman" w:cs="Times New Roman"/>
-          <w:sz w:val="28"/>
-          <w:szCs w:val="28"/>
-        </w:rPr>
-        <w:t>список станков</w:t>
-      </w:r>
-      <w:r>
-        <w:rPr>
-          <w:rFonts w:ascii="Times New Roman" w:hAnsi="Times New Roman" w:cs="Times New Roman"/>
-          <w:sz w:val="28"/>
-          <w:szCs w:val="28"/>
-        </w:rPr>
-        <w:t>;</w:t>
-      </w:r>
-    </w:p>
-    <w:p>
-      <w:pPr>
-        <w:pStyle w:val="a3"/>
-        <w:numPr>
-          <w:ilvl w:val="0"/>
-          <w:numId w:val="4"/>
-        </w:numPr>
-        <w:tabs>
-          <w:tab w:val="left" w:pos="851"/>
-        </w:tabs>
-        <w:spacing w:after="0" w:line="360" w:lineRule="auto"/>
-        <w:ind w:left="0" w:firstLine="567"/>
-        <w:rPr>
-          <w:rFonts w:ascii="Times New Roman" w:hAnsi="Times New Roman" w:cs="Times New Roman"/>
-          <w:sz w:val="28"/>
-          <w:szCs w:val="28"/>
-        </w:rPr>
-      </w:pPr>
-      <w:r>
-        <w:rPr>
-          <w:rFonts w:ascii="Times New Roman" w:hAnsi="Times New Roman" w:cs="Times New Roman"/>
-          <w:sz w:val="28"/>
-          <w:szCs w:val="28"/>
-        </w:rPr>
-        <w:t>Просматривать список бумаги;</w:t>
-      </w:r>
-    </w:p>
-    <w:p>
-      <w:pPr>
-        <w:pStyle w:val="a3"/>
-        <w:numPr>
-          <w:ilvl w:val="0"/>
-          <w:numId w:val="4"/>
-        </w:numPr>
-        <w:tabs>
-          <w:tab w:val="left" w:pos="851"/>
-        </w:tabs>
-        <w:spacing w:after="0" w:line="360" w:lineRule="auto"/>
-        <w:ind w:left="0" w:firstLine="567"/>
-        <w:rPr>
-          <w:rFonts w:ascii="Times New Roman" w:hAnsi="Times New Roman" w:cs="Times New Roman"/>
-          <w:sz w:val="28"/>
-          <w:szCs w:val="28"/>
-        </w:rPr>
-      </w:pPr>
-      <w:r>
-        <w:rPr>
-          <w:rFonts w:ascii="Times New Roman" w:hAnsi="Times New Roman" w:cs="Times New Roman"/>
-          <w:sz w:val="28"/>
-          <w:szCs w:val="28"/>
-        </w:rPr>
-        <w:t>Просматривать список красок;</w:t>
-      </w:r>
-    </w:p>
-    <w:p>
-      <w:pPr>
-        <w:pStyle w:val="a3"/>
-        <w:tabs>
-          <w:tab w:val="left" w:pos="851"/>
-        </w:tabs>
-        <w:spacing w:after="0" w:line="360" w:lineRule="auto"/>
-        <w:ind w:left="0" w:firstLine="567"/>
-        <w:rPr>
-          <w:rFonts w:ascii="Times New Roman" w:hAnsi="Times New Roman" w:cs="Times New Roman"/>
-          <w:sz w:val="28"/>
-          <w:szCs w:val="28"/>
-        </w:rPr>
-      </w:pPr>
-      <w:r>
-        <w:rPr>
-          <w:rFonts w:ascii="Times New Roman" w:hAnsi="Times New Roman" w:cs="Times New Roman"/>
-          <w:sz w:val="28"/>
-          <w:szCs w:val="28"/>
-        </w:rPr>
-        <w:t>Компания может выполнять следующую задачу:</w:t>
-      </w:r>
-    </w:p>
-    <w:p>
-      <w:pPr>
-        <w:pStyle w:val="a3"/>
-        <w:numPr>
-          <w:ilvl w:val="0"/>
-          <w:numId w:val="4"/>
-        </w:numPr>
-        <w:tabs>
-          <w:tab w:val="left" w:pos="851"/>
-        </w:tabs>
-        <w:spacing w:after="0" w:line="360" w:lineRule="auto"/>
-        <w:ind w:left="0" w:firstLine="567"/>
-        <w:rPr>
-          <w:rFonts w:ascii="Times New Roman" w:hAnsi="Times New Roman" w:cs="Times New Roman"/>
-          <w:sz w:val="28"/>
-          <w:szCs w:val="28"/>
-        </w:rPr>
-      </w:pPr>
-      <w:r>
-        <w:rPr>
-          <w:rFonts w:ascii="Times New Roman" w:hAnsi="Times New Roman" w:cs="Times New Roman"/>
-          <w:sz w:val="28"/>
-          <w:szCs w:val="28"/>
-        </w:rPr>
-        <w:t>Создать заказ;</w:t>
+        <w:t>Создать заказ</w:t>
+      </w:r>
+      <w:r>
+        <w:rPr>
+          <w:rFonts w:ascii="Times New Roman" w:hAnsi="Times New Roman" w:cs="Times New Roman"/>
+          <w:sz w:val="28"/>
+          <w:szCs w:val="28"/>
+        </w:rPr>
+        <w:t>.</w:t>
       </w:r>
     </w:p>
     <w:p>
